--- a/por/docx/22.content.docx
+++ b/por/docx/22.content.docx
@@ -810,18 +810,12 @@
         </w:rPr>
         <w:t xml:space="preserve">Os dois personagens principais neste livro são o homem e a mulher, que se amam. Em </w:t>
       </w:r>
-      <w:hyperlink r:id="rId13">
-        <w:r>
-          <w:rPr>
-            <w:lang w:val="pt_PT" w:bidi="pt_PT"/>
-          </w:rPr>
-          <w:rPr>
-            <w:color w:val="0000EE"/>
-            <w:u w:val="single"/>
-          </w:rPr>
-          <w:t>8.8–9</w:t>
-        </w:r>
-      </w:hyperlink>
+      <w:r>
+        <w:rPr>
+          <w:lang w:val="pt_PT" w:bidi="pt_PT"/>
+        </w:rPr>
+        <w:t>8.8–9</w:t>
+      </w:r>
       <w:r>
         <w:rPr>
           <w:lang w:val="pt_PT" w:bidi="pt_PT"/>
@@ -1137,18 +1131,12 @@
         </w:rPr>
         <w:t xml:space="preserve">No antigo Oriente Próximo, as pessoas ricas geralmente tinham a pele mais clara porque não precisavam trabalhar ao sol. Esta jovem teve que trabalhar ao sol, e sua pele ficou escura como resultado, e é por isso que ela diz "Sou morena" em </w:t>
       </w:r>
-      <w:hyperlink r:id="rId14">
-        <w:r>
-          <w:rPr>
-            <w:lang w:val="pt_PT" w:bidi="pt_PT"/>
-          </w:rPr>
-          <w:rPr>
-            <w:color w:val="0000EE"/>
-            <w:u w:val="single"/>
-          </w:rPr>
-          <w:t>1.5,6</w:t>
-        </w:r>
-      </w:hyperlink>
+      <w:r>
+        <w:rPr>
+          <w:lang w:val="pt_PT" w:bidi="pt_PT"/>
+        </w:rPr>
+        <w:t>1.5,6</w:t>
+      </w:r>
       <w:r>
         <w:rPr>
           <w:lang w:val="pt_PT" w:bidi="pt_PT"/>
@@ -2984,18 +2972,12 @@
         </w:rPr>
         <w:t xml:space="preserve"> é usado de forma carinhosa e é uma maneira afetuosa da mulher se referir ao homem que ama. A mulher não está falando de um rei real, mas sim de uma forma poética. Ela ainda está falando do mesmo homem mencionado em </w:t>
       </w:r>
-      <w:hyperlink r:id="rId15">
-        <w:r>
-          <w:rPr>
-            <w:lang w:val="pt_PT" w:bidi="pt_PT"/>
-          </w:rPr>
-          <w:rPr>
-            <w:color w:val="0000EE"/>
-            <w:u w:val="single"/>
-          </w:rPr>
-          <w:t>1.2,3</w:t>
-        </w:r>
-      </w:hyperlink>
+      <w:r>
+        <w:rPr>
+          <w:lang w:val="pt_PT" w:bidi="pt_PT"/>
+        </w:rPr>
+        <w:t>1.2,3</w:t>
+      </w:r>
       <w:r>
         <w:rPr>
           <w:lang w:val="pt_PT" w:bidi="pt_PT"/>
@@ -4260,36 +4242,24 @@
         </w:rPr>
         <w:t xml:space="preserve"> refere-se às jovens que eram da cidade de Jerusalém (provavelmente são as mesmas mulheres mencionadas como “mulheres aptas para o casamento” em </w:t>
       </w:r>
-      <w:hyperlink r:id="rId16">
-        <w:r>
-          <w:rPr>
-            <w:lang w:val="pt_PT" w:bidi="pt_PT"/>
-          </w:rPr>
-          <w:rPr>
-            <w:color w:val="0000EE"/>
-            <w:u w:val="single"/>
-          </w:rPr>
-          <w:t>1.3</w:t>
-        </w:r>
-      </w:hyperlink>
+      <w:r>
+        <w:rPr>
+          <w:lang w:val="pt_PT" w:bidi="pt_PT"/>
+        </w:rPr>
+        <w:t>1.3</w:t>
+      </w:r>
       <w:r>
         <w:rPr>
           <w:lang w:val="pt_PT" w:bidi="pt_PT"/>
         </w:rPr>
         <w:t xml:space="preserve"> e as mulheres referidas como “elas” em </w:t>
       </w:r>
-      <w:hyperlink r:id="rId17">
-        <w:r>
-          <w:rPr>
-            <w:lang w:val="pt_PT" w:bidi="pt_PT"/>
-          </w:rPr>
-          <w:rPr>
-            <w:color w:val="0000EE"/>
-            <w:u w:val="single"/>
-          </w:rPr>
-          <w:t>1.4</w:t>
-        </w:r>
-      </w:hyperlink>
+      <w:r>
+        <w:rPr>
+          <w:lang w:val="pt_PT" w:bidi="pt_PT"/>
+        </w:rPr>
+        <w:t>1.4</w:t>
+      </w:r>
       <w:r>
         <w:rPr>
           <w:lang w:val="pt_PT" w:bidi="pt_PT"/>
@@ -4688,18 +4658,12 @@
         </w:rPr>
         <w:t xml:space="preserve"> significa "minha pele é negra" ou "minha pele é muito escura", como em </w:t>
       </w:r>
-      <w:hyperlink r:id="rId18">
-        <w:r>
-          <w:rPr>
-            <w:lang w:val="pt_PT" w:bidi="pt_PT"/>
-          </w:rPr>
-          <w:rPr>
-            <w:color w:val="0000EE"/>
-            <w:u w:val="single"/>
-          </w:rPr>
-          <w:t>1.5</w:t>
-        </w:r>
-      </w:hyperlink>
+      <w:r>
+        <w:rPr>
+          <w:lang w:val="pt_PT" w:bidi="pt_PT"/>
+        </w:rPr>
+        <w:t>1.5</w:t>
+      </w:r>
       <w:r>
         <w:rPr>
           <w:lang w:val="pt_PT" w:bidi="pt_PT"/>
@@ -7139,18 +7103,12 @@
         </w:rPr>
         <w:t xml:space="preserve">Veja como você traduziu a frase "Ó rei" em </w:t>
       </w:r>
-      <w:hyperlink r:id="rId17">
-        <w:r>
-          <w:rPr>
-            <w:lang w:val="pt_PT" w:bidi="pt_PT"/>
-          </w:rPr>
-          <w:rPr>
-            <w:color w:val="0000EE"/>
-            <w:u w:val="single"/>
-          </w:rPr>
-          <w:t>1.4</w:t>
-        </w:r>
-      </w:hyperlink>
+      <w:r>
+        <w:rPr>
+          <w:lang w:val="pt_PT" w:bidi="pt_PT"/>
+        </w:rPr>
+        <w:t>1.4</w:t>
+      </w:r>
       <w:r>
         <w:rPr>
           <w:lang w:val="pt_PT" w:bidi="pt_PT"/>
@@ -8487,18 +8445,12 @@
         </w:rPr>
         <w:t xml:space="preserve">Veja como você traduziu a frase "minha querida" em </w:t>
       </w:r>
-      <w:hyperlink r:id="rId19">
-        <w:r>
-          <w:rPr>
-            <w:lang w:val="pt_PT" w:bidi="pt_PT"/>
-          </w:rPr>
-          <w:rPr>
-            <w:color w:val="0000EE"/>
-            <w:u w:val="single"/>
-          </w:rPr>
-          <w:t>1.9.</w:t>
-        </w:r>
-      </w:hyperlink>
+      <w:r>
+        <w:rPr>
+          <w:lang w:val="pt_PT" w:bidi="pt_PT"/>
+        </w:rPr>
+        <w:t>1.9.</w:t>
+      </w:r>
       <w:r>
         <w:rPr>
           <w:lang w:val="pt_PT" w:bidi="pt_PT"/>
@@ -8845,18 +8797,12 @@
         </w:rPr>
         <w:t xml:space="preserve"> em </w:t>
       </w:r>
-      <w:hyperlink r:id="rId20">
-        <w:r>
-          <w:rPr>
-            <w:lang w:val="pt_PT" w:bidi="pt_PT"/>
-          </w:rPr>
-          <w:rPr>
-            <w:color w:val="0000EE"/>
-            <w:u w:val="single"/>
-          </w:rPr>
-          <w:t>1.13</w:t>
-        </w:r>
-      </w:hyperlink>
+      <w:r>
+        <w:rPr>
+          <w:lang w:val="pt_PT" w:bidi="pt_PT"/>
+        </w:rPr>
+        <w:t>1.13</w:t>
+      </w:r>
       <w:r>
         <w:rPr>
           <w:lang w:val="pt_PT" w:bidi="pt_PT"/>
@@ -9512,18 +9458,12 @@
         </w:rPr>
         <w:t xml:space="preserve">A poesia hebraica às vezes utiliza um recurso literário chamado "quiasmo" (também conhecido como "quiasma"). Um quiasmo ocorre quando palavras ou frases são organizadas em uma sequência AB-BA. Em </w:t>
       </w:r>
-      <w:hyperlink r:id="rId21">
-        <w:r>
-          <w:rPr>
-            <w:lang w:val="pt_PT" w:bidi="pt_PT"/>
-          </w:rPr>
-          <w:rPr>
-            <w:color w:val="0000EE"/>
-            <w:u w:val="single"/>
-          </w:rPr>
-          <w:t>Ct 2.14</w:t>
-        </w:r>
-      </w:hyperlink>
+      <w:r>
+        <w:rPr>
+          <w:lang w:val="pt_PT" w:bidi="pt_PT"/>
+        </w:rPr>
+        <w:t>Ct 2.14</w:t>
+      </w:r>
       <w:r>
         <w:rPr>
           <w:lang w:val="pt_PT" w:bidi="pt_PT"/>
@@ -10310,18 +10250,12 @@
         </w:rPr>
         <w:t xml:space="preserve">Veja como você traduziu a palavra "lírio" em </w:t>
       </w:r>
-      <w:hyperlink r:id="rId22">
-        <w:r>
-          <w:rPr>
-            <w:lang w:val="pt_PT" w:bidi="pt_PT"/>
-          </w:rPr>
-          <w:rPr>
-            <w:color w:val="0000EE"/>
-            <w:u w:val="single"/>
-          </w:rPr>
-          <w:t>2.1.</w:t>
-        </w:r>
-      </w:hyperlink>
+      <w:r>
+        <w:rPr>
+          <w:lang w:val="pt_PT" w:bidi="pt_PT"/>
+        </w:rPr>
+        <w:t>2.1.</w:t>
+      </w:r>
     </w:p>
     <w:p>
       <w:pPr/>
@@ -10419,18 +10353,12 @@
         </w:rPr>
         <w:t xml:space="preserve">Veja como você traduziu a frase "minha querida" ou "minha amada" em </w:t>
       </w:r>
-      <w:hyperlink r:id="rId19">
-        <w:r>
-          <w:rPr>
-            <w:lang w:val="pt_PT" w:bidi="pt_PT"/>
-          </w:rPr>
-          <w:rPr>
-            <w:color w:val="0000EE"/>
-            <w:u w:val="single"/>
-          </w:rPr>
-          <w:t>1.9</w:t>
-        </w:r>
-      </w:hyperlink>
+      <w:r>
+        <w:rPr>
+          <w:lang w:val="pt_PT" w:bidi="pt_PT"/>
+        </w:rPr>
+        <w:t>1.9</w:t>
+      </w:r>
       <w:r>
         <w:rPr>
           <w:lang w:val="pt_PT" w:bidi="pt_PT"/>
@@ -10514,18 +10442,12 @@
         </w:rPr>
         <w:t xml:space="preserve">Esta frase refere-se às filhas de Jerusalém mencionadas em </w:t>
       </w:r>
-      <w:hyperlink r:id="rId18">
-        <w:r>
-          <w:rPr>
-            <w:lang w:val="pt_PT" w:bidi="pt_PT"/>
-          </w:rPr>
-          <w:rPr>
-            <w:color w:val="0000EE"/>
-            <w:u w:val="single"/>
-          </w:rPr>
-          <w:t>1.5</w:t>
-        </w:r>
-      </w:hyperlink>
+      <w:r>
+        <w:rPr>
+          <w:lang w:val="pt_PT" w:bidi="pt_PT"/>
+        </w:rPr>
+        <w:t>1.5</w:t>
+      </w:r>
       <w:r>
         <w:rPr>
           <w:lang w:val="pt_PT" w:bidi="pt_PT"/>
@@ -11040,18 +10962,12 @@
         </w:rPr>
         <w:t xml:space="preserve">Veja como você traduziu a frase "meu amado" em </w:t>
       </w:r>
-      <w:hyperlink r:id="rId20">
-        <w:r>
-          <w:rPr>
-            <w:lang w:val="pt_PT" w:bidi="pt_PT"/>
-          </w:rPr>
-          <w:rPr>
-            <w:color w:val="0000EE"/>
-            <w:u w:val="single"/>
-          </w:rPr>
-          <w:t>1.13</w:t>
-        </w:r>
-      </w:hyperlink>
+      <w:r>
+        <w:rPr>
+          <w:lang w:val="pt_PT" w:bidi="pt_PT"/>
+        </w:rPr>
+        <w:t>1.13</w:t>
+      </w:r>
       <w:r>
         <w:rPr>
           <w:lang w:val="pt_PT" w:bidi="pt_PT"/>
@@ -11469,18 +11385,12 @@
         </w:rPr>
         <w:t xml:space="preserve">Veja como você traduziu a frase “me levou” ou "leve-me" em </w:t>
       </w:r>
-      <w:hyperlink r:id="rId17">
-        <w:r>
-          <w:rPr>
-            <w:lang w:val="pt_PT" w:bidi="pt_PT"/>
-          </w:rPr>
-          <w:rPr>
-            <w:color w:val="0000EE"/>
-            <w:u w:val="single"/>
-          </w:rPr>
-          <w:t>1.4</w:t>
-        </w:r>
-      </w:hyperlink>
+      <w:r>
+        <w:rPr>
+          <w:lang w:val="pt_PT" w:bidi="pt_PT"/>
+        </w:rPr>
+        <w:t>1.4</w:t>
+      </w:r>
       <w:r>
         <w:rPr>
           <w:lang w:val="pt_PT" w:bidi="pt_PT"/>
@@ -11666,18 +11576,12 @@
         </w:rPr>
         <w:t xml:space="preserve">No texto original, existe o termo "a casa de vinho". Aqui, na cultura do autor, a expressão "casa de vinho" era usada para se referir a um local onde as pessoas iam com o propósito de beber vinho. A expressão não indica necessariamente uma casa ou edifício, então aqui poderia estar se referindo a um local privado que o casal usava como ponto de encontro, possivelmente a “casa” (local) onde passavam tempo juntos na floresta (descrita em </w:t>
       </w:r>
-      <w:hyperlink r:id="rId23">
-        <w:r>
-          <w:rPr>
-            <w:lang w:val="pt_PT" w:bidi="pt_PT"/>
-          </w:rPr>
-          <w:rPr>
-            <w:color w:val="0000EE"/>
-            <w:u w:val="single"/>
-          </w:rPr>
-          <w:t>1.17</w:t>
-        </w:r>
-      </w:hyperlink>
+      <w:r>
+        <w:rPr>
+          <w:lang w:val="pt_PT" w:bidi="pt_PT"/>
+        </w:rPr>
+        <w:t>1.17</w:t>
+      </w:r>
       <w:r>
         <w:rPr>
           <w:lang w:val="pt_PT" w:bidi="pt_PT"/>
@@ -12613,18 +12517,12 @@
         </w:rPr>
         <w:t xml:space="preserve"> em </w:t>
       </w:r>
-      <w:hyperlink r:id="rId24">
-        <w:r>
-          <w:rPr>
-            <w:lang w:val="pt_PT" w:bidi="pt_PT"/>
-          </w:rPr>
-          <w:rPr>
-            <w:color w:val="0000EE"/>
-            <w:u w:val="single"/>
-          </w:rPr>
-          <w:t>2.3</w:t>
-        </w:r>
-      </w:hyperlink>
+      <w:r>
+        <w:rPr>
+          <w:lang w:val="pt_PT" w:bidi="pt_PT"/>
+        </w:rPr>
+        <w:t>2.3</w:t>
+      </w:r>
       <w:r>
         <w:rPr>
           <w:lang w:val="pt_PT" w:bidi="pt_PT"/>
@@ -13257,18 +13155,12 @@
         </w:rPr>
         <w:t xml:space="preserve"> em </w:t>
       </w:r>
-      <w:hyperlink r:id="rId18">
-        <w:r>
-          <w:rPr>
-            <w:lang w:val="pt_PT" w:bidi="pt_PT"/>
-          </w:rPr>
-          <w:rPr>
-            <w:color w:val="0000EE"/>
-            <w:u w:val="single"/>
-          </w:rPr>
-          <w:t>1.5</w:t>
-        </w:r>
-      </w:hyperlink>
+      <w:r>
+        <w:rPr>
+          <w:lang w:val="pt_PT" w:bidi="pt_PT"/>
+        </w:rPr>
+        <w:t>1.5</w:t>
+      </w:r>
       <w:r>
         <w:rPr>
           <w:lang w:val="pt_PT" w:bidi="pt_PT"/>
@@ -14046,18 +13938,12 @@
         </w:rPr>
         <w:t xml:space="preserve">No texto original, existe a palavra "Eis", que indica uma exclamação usada para chamar a atenção para algo. Aqui, ela é utilizada para destacar a aproximação do homem. Entretanto, na versão NTLH, não houve tradução para essa palavra. Use uma exclamação que seja natural em seu idioma para comunicar isso ou você pode deixar sem tradução. Veja como você traduziu “Eis” em </w:t>
       </w:r>
-      <w:hyperlink r:id="rId25">
-        <w:r>
-          <w:rPr>
-            <w:lang w:val="pt_PT" w:bidi="pt_PT"/>
-          </w:rPr>
-          <w:rPr>
-            <w:color w:val="0000EE"/>
-            <w:u w:val="single"/>
-          </w:rPr>
-          <w:t>1.15</w:t>
-        </w:r>
-      </w:hyperlink>
+      <w:r>
+        <w:rPr>
+          <w:lang w:val="pt_PT" w:bidi="pt_PT"/>
+        </w:rPr>
+        <w:t>1.15</w:t>
+      </w:r>
       <w:r>
         <w:rPr>
           <w:lang w:val="pt_PT" w:bidi="pt_PT"/>
@@ -14513,18 +14399,12 @@
         </w:rPr>
         <w:t xml:space="preserve">Veja como você traduziu a forma plural de “gazelas” em </w:t>
       </w:r>
-      <w:hyperlink r:id="rId26">
-        <w:r>
-          <w:rPr>
-            <w:lang w:val="pt_PT" w:bidi="pt_PT"/>
-          </w:rPr>
-          <w:rPr>
-            <w:color w:val="0000EE"/>
-            <w:u w:val="single"/>
-          </w:rPr>
-          <w:t>2.7</w:t>
-        </w:r>
-      </w:hyperlink>
+      <w:r>
+        <w:rPr>
+          <w:lang w:val="pt_PT" w:bidi="pt_PT"/>
+        </w:rPr>
+        <w:t>2.7</w:t>
+      </w:r>
       <w:r>
         <w:rPr>
           <w:lang w:val="pt_PT" w:bidi="pt_PT"/>
@@ -16589,18 +16469,12 @@
         </w:rPr>
         <w:t xml:space="preserve">Veja como você traduziu a frase semelhante em </w:t>
       </w:r>
-      <w:hyperlink r:id="rId27">
-        <w:r>
-          <w:rPr>
-            <w:lang w:val="pt_PT" w:bidi="pt_PT"/>
-          </w:rPr>
-          <w:rPr>
-            <w:color w:val="0000EE"/>
-            <w:u w:val="single"/>
-          </w:rPr>
-          <w:t>2.10</w:t>
-        </w:r>
-      </w:hyperlink>
+      <w:r>
+        <w:rPr>
+          <w:lang w:val="pt_PT" w:bidi="pt_PT"/>
+        </w:rPr>
+        <w:t>2.10</w:t>
+      </w:r>
       <w:r>
         <w:rPr>
           <w:lang w:val="pt_PT" w:bidi="pt_PT"/>
@@ -18052,18 +17926,12 @@
         </w:rPr>
         <w:t>A mulher está falando do homem como se ele fosse “uma gazela ou um jovem cervo” (</w:t>
       </w:r>
-      <w:hyperlink r:id="rId28">
-        <w:r>
-          <w:rPr>
-            <w:lang w:val="pt_PT" w:bidi="pt_PT"/>
-          </w:rPr>
-          <w:rPr>
-            <w:color w:val="0000EE"/>
-            <w:u w:val="single"/>
-          </w:rPr>
-          <w:t>2.9</w:t>
-        </w:r>
-      </w:hyperlink>
+      <w:r>
+        <w:rPr>
+          <w:lang w:val="pt_PT" w:bidi="pt_PT"/>
+        </w:rPr>
+        <w:t>2.9</w:t>
+      </w:r>
       <w:r>
         <w:rPr>
           <w:lang w:val="pt_PT" w:bidi="pt_PT"/>
@@ -18096,18 +17964,12 @@
         </w:rPr>
         <w:t xml:space="preserve"> para representar a si mesma, como fez em </w:t>
       </w:r>
-      <w:hyperlink r:id="rId22">
-        <w:r>
-          <w:rPr>
-            <w:lang w:val="pt_PT" w:bidi="pt_PT"/>
-          </w:rPr>
-          <w:rPr>
-            <w:color w:val="0000EE"/>
-            <w:u w:val="single"/>
-          </w:rPr>
-          <w:t>2.1</w:t>
-        </w:r>
-      </w:hyperlink>
+      <w:r>
+        <w:rPr>
+          <w:lang w:val="pt_PT" w:bidi="pt_PT"/>
+        </w:rPr>
+        <w:t>2.1</w:t>
+      </w:r>
       <w:r>
         <w:rPr>
           <w:lang w:val="pt_PT" w:bidi="pt_PT"/>
@@ -18237,18 +18099,12 @@
         </w:rPr>
         <w:t xml:space="preserve">) em </w:t>
       </w:r>
-      <w:hyperlink r:id="rId22">
-        <w:r>
-          <w:rPr>
-            <w:lang w:val="pt_PT" w:bidi="pt_PT"/>
-          </w:rPr>
-          <w:rPr>
-            <w:color w:val="0000EE"/>
-            <w:u w:val="single"/>
-          </w:rPr>
-          <w:t>2.1</w:t>
-        </w:r>
-      </w:hyperlink>
+      <w:r>
+        <w:rPr>
+          <w:lang w:val="pt_PT" w:bidi="pt_PT"/>
+        </w:rPr>
+        <w:t>2.1</w:t>
+      </w:r>
       <w:r>
         <w:rPr>
           <w:lang w:val="pt_PT" w:bidi="pt_PT"/>
@@ -18690,18 +18546,12 @@
         </w:rPr>
         <w:t xml:space="preserve">Veja como você traduziu a forma plural de “gazelas” em </w:t>
       </w:r>
-      <w:hyperlink r:id="rId26">
-        <w:r>
-          <w:rPr>
-            <w:lang w:val="pt_PT" w:bidi="pt_PT"/>
-          </w:rPr>
-          <w:rPr>
-            <w:color w:val="0000EE"/>
-            <w:u w:val="single"/>
-          </w:rPr>
-          <w:t>2.7</w:t>
-        </w:r>
-      </w:hyperlink>
+      <w:r>
+        <w:rPr>
+          <w:lang w:val="pt_PT" w:bidi="pt_PT"/>
+        </w:rPr>
+        <w:t>2.7</w:t>
+      </w:r>
       <w:r>
         <w:rPr>
           <w:lang w:val="pt_PT" w:bidi="pt_PT"/>
@@ -18901,36 +18751,24 @@
           <w:lang w:val="pt_PT" w:bidi="pt_PT"/>
         </w:rPr>
       </w:r>
-      <w:hyperlink r:id="rId29">
-        <w:r>
-          <w:rPr>
-            <w:lang w:val="pt_PT" w:bidi="pt_PT"/>
-          </w:rPr>
-          <w:rPr>
-            <w:color w:val="0000EE"/>
-            <w:u w:val="single"/>
-          </w:rPr>
-          <w:t>3.1–3</w:t>
-        </w:r>
-      </w:hyperlink>
+      <w:r>
+        <w:rPr>
+          <w:lang w:val="pt_PT" w:bidi="pt_PT"/>
+        </w:rPr>
+        <w:t>3.1–3</w:t>
+      </w:r>
       <w:r>
         <w:rPr>
           <w:lang w:val="pt_PT" w:bidi="pt_PT"/>
         </w:rPr>
         <w:t xml:space="preserve"> descreve o sentimento de saudade que a mulher sentia pelo homem que amava e como ela o procurava diligentemente. </w:t>
       </w:r>
-      <w:hyperlink r:id="rId30">
-        <w:r>
-          <w:rPr>
-            <w:lang w:val="pt_PT" w:bidi="pt_PT"/>
-          </w:rPr>
-          <w:rPr>
-            <w:color w:val="0000EE"/>
-            <w:u w:val="single"/>
-          </w:rPr>
-          <w:t>3.4</w:t>
-        </w:r>
-      </w:hyperlink>
+      <w:r>
+        <w:rPr>
+          <w:lang w:val="pt_PT" w:bidi="pt_PT"/>
+        </w:rPr>
+        <w:t>3.4</w:t>
+      </w:r>
       <w:r>
         <w:rPr>
           <w:lang w:val="pt_PT" w:bidi="pt_PT"/>
@@ -18959,18 +18797,12 @@
         </w:rPr>
         <w:t xml:space="preserve">Se </w:t>
       </w:r>
-      <w:hyperlink r:id="rId31">
-        <w:r>
-          <w:rPr>
-            <w:lang w:val="pt_PT" w:bidi="pt_PT"/>
-          </w:rPr>
-          <w:rPr>
-            <w:color w:val="0000EE"/>
-            <w:u w:val="single"/>
-          </w:rPr>
-          <w:t>3.1–4</w:t>
-        </w:r>
-      </w:hyperlink>
+      <w:r>
+        <w:rPr>
+          <w:lang w:val="pt_PT" w:bidi="pt_PT"/>
+        </w:rPr>
+        <w:t>3.1–4</w:t>
+      </w:r>
       <w:r>
         <w:rPr>
           <w:lang w:val="pt_PT" w:bidi="pt_PT"/>
@@ -18991,36 +18823,24 @@
         </w:rPr>
         <w:t xml:space="preserve">Os estudiosos da Bíblia não têm certeza se os eventos descritos em </w:t>
       </w:r>
-      <w:hyperlink r:id="rId31">
-        <w:r>
-          <w:rPr>
-            <w:lang w:val="pt_PT" w:bidi="pt_PT"/>
-          </w:rPr>
-          <w:rPr>
-            <w:color w:val="0000EE"/>
-            <w:u w:val="single"/>
-          </w:rPr>
-          <w:t>3.1–4</w:t>
-        </w:r>
-      </w:hyperlink>
+      <w:r>
+        <w:rPr>
+          <w:lang w:val="pt_PT" w:bidi="pt_PT"/>
+        </w:rPr>
+        <w:t>3.1–4</w:t>
+      </w:r>
       <w:r>
         <w:rPr>
           <w:lang w:val="pt_PT" w:bidi="pt_PT"/>
         </w:rPr>
         <w:t xml:space="preserve"> são reais, um sonho da mulher ou algo que ela imaginou. Muitos estudiosos acreditam que </w:t>
       </w:r>
-      <w:hyperlink r:id="rId31">
-        <w:r>
-          <w:rPr>
-            <w:lang w:val="pt_PT" w:bidi="pt_PT"/>
-          </w:rPr>
-          <w:rPr>
-            <w:color w:val="0000EE"/>
-            <w:u w:val="single"/>
-          </w:rPr>
-          <w:t>3.1–4</w:t>
-        </w:r>
-      </w:hyperlink>
+      <w:r>
+        <w:rPr>
+          <w:lang w:val="pt_PT" w:bidi="pt_PT"/>
+        </w:rPr>
+        <w:t>3.1–4</w:t>
+      </w:r>
       <w:r>
         <w:rPr>
           <w:lang w:val="pt_PT" w:bidi="pt_PT"/>
@@ -19104,18 +18924,12 @@
         </w:rPr>
         <w:t xml:space="preserve">Como os estudiosos da Bíblia não sabem se os eventos descritos em </w:t>
       </w:r>
-      <w:hyperlink r:id="rId31">
-        <w:r>
-          <w:rPr>
-            <w:lang w:val="pt_PT" w:bidi="pt_PT"/>
-          </w:rPr>
-          <w:rPr>
-            <w:color w:val="0000EE"/>
-            <w:u w:val="single"/>
-          </w:rPr>
-          <w:t>3.1–4</w:t>
-        </w:r>
-      </w:hyperlink>
+      <w:r>
+        <w:rPr>
+          <w:lang w:val="pt_PT" w:bidi="pt_PT"/>
+        </w:rPr>
+        <w:t>3.1–4</w:t>
+      </w:r>
       <w:r>
         <w:rPr>
           <w:lang w:val="pt_PT" w:bidi="pt_PT"/>
@@ -19493,18 +19307,12 @@
         </w:rPr>
         <w:t xml:space="preserve">Veja como você traduziu a frase semelhante “tu a quem minha alma ama” em </w:t>
       </w:r>
-      <w:hyperlink r:id="rId32">
-        <w:r>
-          <w:rPr>
-            <w:lang w:val="pt_PT" w:bidi="pt_PT"/>
-          </w:rPr>
-          <w:rPr>
-            <w:color w:val="0000EE"/>
-            <w:u w:val="single"/>
-          </w:rPr>
-          <w:t>1.7</w:t>
-        </w:r>
-      </w:hyperlink>
+      <w:r>
+        <w:rPr>
+          <w:lang w:val="pt_PT" w:bidi="pt_PT"/>
+        </w:rPr>
+        <w:t>1.7</w:t>
+      </w:r>
       <w:r>
         <w:rPr>
           <w:lang w:val="pt_PT" w:bidi="pt_PT"/>
@@ -19968,18 +19776,12 @@
         </w:rPr>
         <w:t xml:space="preserve">Veja como você traduziu a frase semelhante “tu, a quem minha alma ama” em </w:t>
       </w:r>
-      <w:hyperlink r:id="rId32">
-        <w:r>
-          <w:rPr>
-            <w:lang w:val="pt_PT" w:bidi="pt_PT"/>
-          </w:rPr>
-          <w:rPr>
-            <w:color w:val="0000EE"/>
-            <w:u w:val="single"/>
-          </w:rPr>
-          <w:t>1.7</w:t>
-        </w:r>
-      </w:hyperlink>
+      <w:r>
+        <w:rPr>
+          <w:lang w:val="pt_PT" w:bidi="pt_PT"/>
+        </w:rPr>
+        <w:t>1.7</w:t>
+      </w:r>
       <w:r>
         <w:rPr>
           <w:lang w:val="pt_PT" w:bidi="pt_PT"/>
@@ -20289,18 +20091,12 @@
         </w:rPr>
         <w:t xml:space="preserve">Veja como você traduziu a frase semelhante “tu a quem minha alma ama” em </w:t>
       </w:r>
-      <w:hyperlink r:id="rId32">
-        <w:r>
-          <w:rPr>
-            <w:lang w:val="pt_PT" w:bidi="pt_PT"/>
-          </w:rPr>
-          <w:rPr>
-            <w:color w:val="0000EE"/>
-            <w:u w:val="single"/>
-          </w:rPr>
-          <w:t>1.7</w:t>
-        </w:r>
-      </w:hyperlink>
+      <w:r>
+        <w:rPr>
+          <w:lang w:val="pt_PT" w:bidi="pt_PT"/>
+        </w:rPr>
+        <w:t>1.7</w:t>
+      </w:r>
       <w:r>
         <w:rPr>
           <w:lang w:val="pt_PT" w:bidi="pt_PT"/>
@@ -20558,18 +20354,12 @@
         </w:rPr>
         <w:t xml:space="preserve">Veja como você traduziu a frase semelhante “tu a quem minha alma ama” em </w:t>
       </w:r>
-      <w:hyperlink r:id="rId32">
-        <w:r>
-          <w:rPr>
-            <w:lang w:val="pt_PT" w:bidi="pt_PT"/>
-          </w:rPr>
-          <w:rPr>
-            <w:color w:val="0000EE"/>
-            <w:u w:val="single"/>
-          </w:rPr>
-          <w:t>1.7</w:t>
-        </w:r>
-      </w:hyperlink>
+      <w:r>
+        <w:rPr>
+          <w:lang w:val="pt_PT" w:bidi="pt_PT"/>
+        </w:rPr>
+        <w:t>1.7</w:t>
+      </w:r>
       <w:r>
         <w:rPr>
           <w:lang w:val="pt_PT" w:bidi="pt_PT"/>
@@ -20895,18 +20685,12 @@
         </w:rPr>
         <w:t xml:space="preserve">Este versículo é idêntico a </w:t>
       </w:r>
-      <w:hyperlink r:id="rId26">
-        <w:r>
-          <w:rPr>
-            <w:lang w:val="pt_PT" w:bidi="pt_PT"/>
-          </w:rPr>
-          <w:rPr>
-            <w:color w:val="0000EE"/>
-            <w:u w:val="single"/>
-          </w:rPr>
-          <w:t>2.7</w:t>
-        </w:r>
-      </w:hyperlink>
+      <w:r>
+        <w:rPr>
+          <w:lang w:val="pt_PT" w:bidi="pt_PT"/>
+        </w:rPr>
+        <w:t>2.7</w:t>
+      </w:r>
       <w:r>
         <w:rPr>
           <w:lang w:val="pt_PT" w:bidi="pt_PT"/>
@@ -22823,18 +22607,12 @@
         </w:rPr>
         <w:t xml:space="preserve">mencionado em </w:t>
       </w:r>
-      <w:hyperlink r:id="rId33">
-        <w:r>
-          <w:rPr>
-            <w:lang w:val="pt_PT" w:bidi="pt_PT"/>
-          </w:rPr>
-          <w:rPr>
-            <w:color w:val="0000EE"/>
-            <w:u w:val="single"/>
-          </w:rPr>
-          <w:t>3.7</w:t>
-        </w:r>
-      </w:hyperlink>
+      <w:r>
+        <w:rPr>
+          <w:lang w:val="pt_PT" w:bidi="pt_PT"/>
+        </w:rPr>
+        <w:t>3.7</w:t>
+      </w:r>
       <w:r>
         <w:rPr>
           <w:lang w:val="pt_PT" w:bidi="pt_PT"/>
@@ -22867,18 +22645,12 @@
         </w:rPr>
         <w:t xml:space="preserve"> em </w:t>
       </w:r>
-      <w:hyperlink r:id="rId33">
-        <w:r>
-          <w:rPr>
-            <w:lang w:val="pt_PT" w:bidi="pt_PT"/>
-          </w:rPr>
-          <w:rPr>
-            <w:color w:val="0000EE"/>
-            <w:u w:val="single"/>
-          </w:rPr>
-          <w:t>3.7</w:t>
-        </w:r>
-      </w:hyperlink>
+      <w:r>
+        <w:rPr>
+          <w:lang w:val="pt_PT" w:bidi="pt_PT"/>
+        </w:rPr>
+        <w:t>3.7</w:t>
+      </w:r>
       <w:r>
         <w:rPr>
           <w:lang w:val="pt_PT" w:bidi="pt_PT"/>
@@ -23920,18 +23692,12 @@
         </w:rPr>
         <w:t xml:space="preserve"> em </w:t>
       </w:r>
-      <w:hyperlink r:id="rId18">
-        <w:r>
-          <w:rPr>
-            <w:lang w:val="pt_PT" w:bidi="pt_PT"/>
-          </w:rPr>
-          <w:rPr>
-            <w:color w:val="0000EE"/>
-            <w:u w:val="single"/>
-          </w:rPr>
-          <w:t>1.5</w:t>
-        </w:r>
-      </w:hyperlink>
+      <w:r>
+        <w:rPr>
+          <w:lang w:val="pt_PT" w:bidi="pt_PT"/>
+        </w:rPr>
+        <w:t>1.5</w:t>
+      </w:r>
       <w:r>
         <w:rPr>
           <w:lang w:val="pt_PT" w:bidi="pt_PT"/>
@@ -24158,54 +23924,36 @@
         </w:rPr>
         <w:t xml:space="preserve"> é uma maneira poética de se referir às jovens mulheres da cidade de Jerusalém (provavelmente são as mesmas mulheres que as “mulheres casadoiras” em </w:t>
       </w:r>
-      <w:hyperlink r:id="rId16">
-        <w:r>
-          <w:rPr>
-            <w:lang w:val="pt_PT" w:bidi="pt_PT"/>
-          </w:rPr>
-          <w:rPr>
-            <w:color w:val="0000EE"/>
-            <w:u w:val="single"/>
-          </w:rPr>
-          <w:t>1.3</w:t>
-        </w:r>
-      </w:hyperlink>
+      <w:r>
+        <w:rPr>
+          <w:lang w:val="pt_PT" w:bidi="pt_PT"/>
+        </w:rPr>
+        <w:t>1.3</w:t>
+      </w:r>
       <w:r>
         <w:rPr>
           <w:lang w:val="pt_PT" w:bidi="pt_PT"/>
         </w:rPr>
         <w:t xml:space="preserve"> e as mulheres referidas como “filhas de Jerusalém” em </w:t>
       </w:r>
-      <w:hyperlink r:id="rId26">
-        <w:r>
-          <w:rPr>
-            <w:lang w:val="pt_PT" w:bidi="pt_PT"/>
-          </w:rPr>
-          <w:rPr>
-            <w:color w:val="0000EE"/>
-            <w:u w:val="single"/>
-          </w:rPr>
-          <w:t>2.7</w:t>
-        </w:r>
-      </w:hyperlink>
+      <w:r>
+        <w:rPr>
+          <w:lang w:val="pt_PT" w:bidi="pt_PT"/>
+        </w:rPr>
+        <w:t>2.7</w:t>
+      </w:r>
       <w:r>
         <w:rPr>
           <w:lang w:val="pt_PT" w:bidi="pt_PT"/>
         </w:rPr>
         <w:t xml:space="preserve"> e </w:t>
       </w:r>
-      <w:hyperlink r:id="rId34">
-        <w:r>
-          <w:rPr>
-            <w:lang w:val="pt_PT" w:bidi="pt_PT"/>
-          </w:rPr>
-          <w:rPr>
-            <w:color w:val="0000EE"/>
-            <w:u w:val="single"/>
-          </w:rPr>
-          <w:t>3.5</w:t>
-        </w:r>
-      </w:hyperlink>
+      <w:r>
+        <w:rPr>
+          <w:lang w:val="pt_PT" w:bidi="pt_PT"/>
+        </w:rPr>
+        <w:t>3.5</w:t>
+      </w:r>
       <w:r>
         <w:rPr>
           <w:lang w:val="pt_PT" w:bidi="pt_PT"/>
@@ -24585,36 +24333,24 @@
         </w:rPr>
         <w:t xml:space="preserve">O homem descreve a mulher que ama como o epítome da beleza e atratividade em </w:t>
       </w:r>
-      <w:hyperlink r:id="rId35">
-        <w:r>
-          <w:rPr>
-            <w:lang w:val="pt_PT" w:bidi="pt_PT"/>
-          </w:rPr>
-          <w:rPr>
-            <w:color w:val="0000EE"/>
-            <w:u w:val="single"/>
-          </w:rPr>
-          <w:t>4.1–4.5</w:t>
-        </w:r>
-      </w:hyperlink>
+      <w:r>
+        <w:rPr>
+          <w:lang w:val="pt_PT" w:bidi="pt_PT"/>
+        </w:rPr>
+        <w:t>4.1–4.5</w:t>
+      </w:r>
       <w:r>
         <w:rPr>
           <w:lang w:val="pt_PT" w:bidi="pt_PT"/>
         </w:rPr>
         <w:t xml:space="preserve"> e em </w:t>
       </w:r>
-      <w:hyperlink r:id="rId36">
-        <w:r>
-          <w:rPr>
-            <w:lang w:val="pt_PT" w:bidi="pt_PT"/>
-          </w:rPr>
-          <w:rPr>
-            <w:color w:val="0000EE"/>
-            <w:u w:val="single"/>
-          </w:rPr>
-          <w:t>4.7</w:t>
-        </w:r>
-      </w:hyperlink>
+      <w:r>
+        <w:rPr>
+          <w:lang w:val="pt_PT" w:bidi="pt_PT"/>
+        </w:rPr>
+        <w:t>4.7</w:t>
+      </w:r>
       <w:r>
         <w:rPr>
           <w:lang w:val="pt_PT" w:bidi="pt_PT"/>
@@ -24646,36 +24382,24 @@
         </w:rPr>
         <w:t xml:space="preserve">Em </w:t>
       </w:r>
-      <w:hyperlink r:id="rId37">
-        <w:r>
-          <w:rPr>
-            <w:lang w:val="pt_PT" w:bidi="pt_PT"/>
-          </w:rPr>
-          <w:rPr>
-            <w:color w:val="0000EE"/>
-            <w:u w:val="single"/>
-          </w:rPr>
-          <w:t>4.8</w:t>
-        </w:r>
-      </w:hyperlink>
+      <w:r>
+        <w:rPr>
+          <w:lang w:val="pt_PT" w:bidi="pt_PT"/>
+        </w:rPr>
+        <w:t>4.8</w:t>
+      </w:r>
       <w:r>
         <w:rPr>
           <w:lang w:val="pt_PT" w:bidi="pt_PT"/>
         </w:rPr>
         <w:t xml:space="preserve">, o homem fala da mulher que ama como se ela estivesse longe dele e a convida a "vir com" ele e "descer de" três lugares altos para estar com ele. A mulher não está realmente habitando nesses lugares, mas o homem usa uma linguagem imaginativa e poética para descrever como se sente em relação à separação dela e para expressar seu desejo de estar com ela. Em </w:t>
       </w:r>
-      <w:hyperlink r:id="rId38">
-        <w:r>
-          <w:rPr>
-            <w:lang w:val="pt_PT" w:bidi="pt_PT"/>
-          </w:rPr>
-          <w:rPr>
-            <w:color w:val="0000EE"/>
-            <w:u w:val="single"/>
-          </w:rPr>
-          <w:t>4.12</w:t>
-        </w:r>
-      </w:hyperlink>
+      <w:r>
+        <w:rPr>
+          <w:lang w:val="pt_PT" w:bidi="pt_PT"/>
+        </w:rPr>
+        <w:t>4.12</w:t>
+      </w:r>
       <w:r>
         <w:rPr>
           <w:lang w:val="pt_PT" w:bidi="pt_PT"/>
@@ -24712,72 +24436,48 @@
           <w:lang w:val="pt_PT" w:bidi="pt_PT"/>
         </w:rPr>
       </w:r>
-      <w:hyperlink r:id="rId39">
-        <w:r>
-          <w:rPr>
-            <w:lang w:val="pt_PT" w:bidi="pt_PT"/>
-          </w:rPr>
-          <w:rPr>
-            <w:color w:val="0000EE"/>
-            <w:u w:val="single"/>
-          </w:rPr>
-          <w:t>4.12–5.1</w:t>
-        </w:r>
-      </w:hyperlink>
+      <w:r>
+        <w:rPr>
+          <w:lang w:val="pt_PT" w:bidi="pt_PT"/>
+        </w:rPr>
+        <w:t>4.12–5.1</w:t>
+      </w:r>
       <w:r>
         <w:rPr>
           <w:lang w:val="pt_PT" w:bidi="pt_PT"/>
         </w:rPr>
         <w:t xml:space="preserve"> é uma metáfora estendida. Esta metáfora é uma conversa entre o homem e a mulher que ele ama, na qual o homem primeiro compara a mulher que ama a “um jardim fechado” (em </w:t>
       </w:r>
-      <w:hyperlink r:id="rId40">
-        <w:r>
-          <w:rPr>
-            <w:lang w:val="pt_PT" w:bidi="pt_PT"/>
-          </w:rPr>
-          <w:rPr>
-            <w:color w:val="0000EE"/>
-            <w:u w:val="single"/>
-          </w:rPr>
-          <w:t>4.12–4.15</w:t>
-        </w:r>
-      </w:hyperlink>
+      <w:r>
+        <w:rPr>
+          <w:lang w:val="pt_PT" w:bidi="pt_PT"/>
+        </w:rPr>
+        <w:t>4.12–4.15</w:t>
+      </w:r>
       <w:r>
         <w:rPr>
           <w:lang w:val="pt_PT" w:bidi="pt_PT"/>
         </w:rPr>
         <w:t xml:space="preserve">) onde muitas coisas deliciosas crescem, e então a mulher responde convidando o homem a vir ao seu jardim em </w:t>
       </w:r>
-      <w:hyperlink r:id="rId41">
-        <w:r>
-          <w:rPr>
-            <w:lang w:val="pt_PT" w:bidi="pt_PT"/>
-          </w:rPr>
-          <w:rPr>
-            <w:color w:val="0000EE"/>
-            <w:u w:val="single"/>
-          </w:rPr>
-          <w:t>4.16</w:t>
-        </w:r>
-      </w:hyperlink>
+      <w:r>
+        <w:rPr>
+          <w:lang w:val="pt_PT" w:bidi="pt_PT"/>
+        </w:rPr>
+        <w:t>4.16</w:t>
+      </w:r>
       <w:r>
         <w:rPr>
           <w:lang w:val="pt_PT" w:bidi="pt_PT"/>
         </w:rPr>
         <w:t xml:space="preserve">. O homem então responde ao convite dela em </w:t>
       </w:r>
-      <w:hyperlink r:id="rId42">
-        <w:r>
-          <w:rPr>
-            <w:lang w:val="pt_PT" w:bidi="pt_PT"/>
-          </w:rPr>
-          <w:rPr>
-            <w:color w:val="0000EE"/>
-            <w:u w:val="single"/>
-          </w:rPr>
-          <w:t>5.1</w:t>
-        </w:r>
-      </w:hyperlink>
+      <w:r>
+        <w:rPr>
+          <w:lang w:val="pt_PT" w:bidi="pt_PT"/>
+        </w:rPr>
+        <w:t>5.1</w:t>
+      </w:r>
       <w:r>
         <w:rPr>
           <w:lang w:val="pt_PT" w:bidi="pt_PT"/>
@@ -24797,90 +24497,60 @@
         </w:rPr>
         <w:t xml:space="preserve"> é usado como uma metáfora para a mulher em </w:t>
       </w:r>
-      <w:hyperlink r:id="rId38">
-        <w:r>
-          <w:rPr>
-            <w:lang w:val="pt_PT" w:bidi="pt_PT"/>
-          </w:rPr>
-          <w:rPr>
-            <w:color w:val="0000EE"/>
-            <w:u w:val="single"/>
-          </w:rPr>
-          <w:t>4.12</w:t>
-        </w:r>
-      </w:hyperlink>
+      <w:r>
+        <w:rPr>
+          <w:lang w:val="pt_PT" w:bidi="pt_PT"/>
+        </w:rPr>
+        <w:t>4.12</w:t>
+      </w:r>
       <w:r>
         <w:rPr>
           <w:lang w:val="pt_PT" w:bidi="pt_PT"/>
         </w:rPr>
         <w:t xml:space="preserve">, em </w:t>
       </w:r>
-      <w:hyperlink r:id="rId41">
-        <w:r>
-          <w:rPr>
-            <w:lang w:val="pt_PT" w:bidi="pt_PT"/>
-          </w:rPr>
-          <w:rPr>
-            <w:color w:val="0000EE"/>
-            <w:u w:val="single"/>
-          </w:rPr>
-          <w:t>4.16</w:t>
-        </w:r>
-      </w:hyperlink>
+      <w:r>
+        <w:rPr>
+          <w:lang w:val="pt_PT" w:bidi="pt_PT"/>
+        </w:rPr>
+        <w:t>4.16</w:t>
+      </w:r>
       <w:r>
         <w:rPr>
           <w:lang w:val="pt_PT" w:bidi="pt_PT"/>
         </w:rPr>
         <w:t xml:space="preserve"> (duas vezes), e em </w:t>
       </w:r>
-      <w:hyperlink r:id="rId42">
-        <w:r>
-          <w:rPr>
-            <w:lang w:val="pt_PT" w:bidi="pt_PT"/>
-          </w:rPr>
-          <w:rPr>
-            <w:color w:val="0000EE"/>
-            <w:u w:val="single"/>
-          </w:rPr>
-          <w:t>5.1</w:t>
-        </w:r>
-      </w:hyperlink>
+      <w:r>
+        <w:rPr>
+          <w:lang w:val="pt_PT" w:bidi="pt_PT"/>
+        </w:rPr>
+        <w:t>5.1</w:t>
+      </w:r>
       <w:r>
         <w:rPr>
           <w:lang w:val="pt_PT" w:bidi="pt_PT"/>
         </w:rPr>
         <w:t xml:space="preserve">. Você deve ser consistente em como traduz o termo “jardim”. Em </w:t>
       </w:r>
-      <w:hyperlink r:id="rId43">
-        <w:r>
-          <w:rPr>
-            <w:lang w:val="pt_PT" w:bidi="pt_PT"/>
-          </w:rPr>
-          <w:rPr>
-            <w:color w:val="0000EE"/>
-            <w:u w:val="single"/>
-          </w:rPr>
-          <w:t>4.13</w:t>
-        </w:r>
-      </w:hyperlink>
+      <w:r>
+        <w:rPr>
+          <w:lang w:val="pt_PT" w:bidi="pt_PT"/>
+        </w:rPr>
+        <w:t>4.13</w:t>
+      </w:r>
       <w:r>
         <w:rPr>
           <w:lang w:val="pt_PT" w:bidi="pt_PT"/>
         </w:rPr>
         <w:t xml:space="preserve"> o homem fala do corpo da mulher como “um pomar de romãzeiras com frutos deliciosos” e então em </w:t>
       </w:r>
-      <w:hyperlink r:id="rId41">
-        <w:r>
-          <w:rPr>
-            <w:lang w:val="pt_PT" w:bidi="pt_PT"/>
-          </w:rPr>
-          <w:rPr>
-            <w:color w:val="0000EE"/>
-            <w:u w:val="single"/>
-          </w:rPr>
-          <w:t>4.16</w:t>
-        </w:r>
-      </w:hyperlink>
+      <w:r>
+        <w:rPr>
+          <w:lang w:val="pt_PT" w:bidi="pt_PT"/>
+        </w:rPr>
+        <w:t>4.16</w:t>
+      </w:r>
       <w:r>
         <w:rPr>
           <w:lang w:val="pt_PT" w:bidi="pt_PT"/>
@@ -25041,18 +24711,12 @@
         </w:rPr>
         <w:t xml:space="preserve">Veja como você traduziu estas duas frases paralelas em </w:t>
       </w:r>
-      <w:hyperlink r:id="rId25">
-        <w:r>
-          <w:rPr>
-            <w:lang w:val="pt_PT" w:bidi="pt_PT"/>
-          </w:rPr>
-          <w:rPr>
-            <w:color w:val="0000EE"/>
-            <w:u w:val="single"/>
-          </w:rPr>
-          <w:t>1.15</w:t>
-        </w:r>
-      </w:hyperlink>
+      <w:r>
+        <w:rPr>
+          <w:lang w:val="pt_PT" w:bidi="pt_PT"/>
+        </w:rPr>
+        <w:t>1.15</w:t>
+      </w:r>
       <w:r>
         <w:rPr>
           <w:lang w:val="pt_PT" w:bidi="pt_PT"/>
@@ -25208,18 +24872,12 @@
         </w:rPr>
         <w:t xml:space="preserve">Veja como você traduziu a frase "os teus olhos são como pombas" em </w:t>
       </w:r>
-      <w:hyperlink r:id="rId25">
-        <w:r>
-          <w:rPr>
-            <w:lang w:val="pt_PT" w:bidi="pt_PT"/>
-          </w:rPr>
-          <w:rPr>
-            <w:color w:val="0000EE"/>
-            <w:u w:val="single"/>
-          </w:rPr>
-          <w:t>1.15</w:t>
-        </w:r>
-      </w:hyperlink>
+      <w:r>
+        <w:rPr>
+          <w:lang w:val="pt_PT" w:bidi="pt_PT"/>
+        </w:rPr>
+        <w:t>1.15</w:t>
+      </w:r>
       <w:r>
         <w:rPr>
           <w:lang w:val="pt_PT" w:bidi="pt_PT"/>
@@ -26337,18 +25995,12 @@
         </w:rPr>
         <w:t xml:space="preserve">em </w:t>
       </w:r>
-      <w:hyperlink r:id="rId44">
-        <w:r>
-          <w:rPr>
-            <w:lang w:val="pt_PT" w:bidi="pt_PT"/>
-          </w:rPr>
-          <w:rPr>
-            <w:color w:val="0000EE"/>
-            <w:u w:val="single"/>
-          </w:rPr>
-          <w:t>4.1</w:t>
-        </w:r>
-      </w:hyperlink>
+      <w:r>
+        <w:rPr>
+          <w:lang w:val="pt_PT" w:bidi="pt_PT"/>
+        </w:rPr>
+        <w:t>4.1</w:t>
+      </w:r>
       <w:r>
         <w:rPr>
           <w:lang w:val="pt_PT" w:bidi="pt_PT"/>
@@ -27440,18 +27092,12 @@
         </w:rPr>
         <w:t xml:space="preserve">Veja como você traduziu a forma plural “gazelas” em </w:t>
       </w:r>
-      <w:hyperlink r:id="rId26">
-        <w:r>
-          <w:rPr>
-            <w:lang w:val="pt_PT" w:bidi="pt_PT"/>
-          </w:rPr>
-          <w:rPr>
-            <w:color w:val="0000EE"/>
-            <w:u w:val="single"/>
-          </w:rPr>
-          <w:t>2.7</w:t>
-        </w:r>
-      </w:hyperlink>
+      <w:r>
+        <w:rPr>
+          <w:lang w:val="pt_PT" w:bidi="pt_PT"/>
+        </w:rPr>
+        <w:t>2.7</w:t>
+      </w:r>
       <w:r>
         <w:rPr>
           <w:lang w:val="pt_PT" w:bidi="pt_PT"/>
@@ -27555,18 +27201,12 @@
         </w:rPr>
         <w:t xml:space="preserve">Veja como você traduziu a forma singular “lírio” em </w:t>
       </w:r>
-      <w:hyperlink r:id="rId22">
-        <w:r>
-          <w:rPr>
-            <w:lang w:val="pt_PT" w:bidi="pt_PT"/>
-          </w:rPr>
-          <w:rPr>
-            <w:color w:val="0000EE"/>
-            <w:u w:val="single"/>
-          </w:rPr>
-          <w:t>2.1</w:t>
-        </w:r>
-      </w:hyperlink>
+      <w:r>
+        <w:rPr>
+          <w:lang w:val="pt_PT" w:bidi="pt_PT"/>
+        </w:rPr>
+        <w:t>2.1</w:t>
+      </w:r>
       <w:r>
         <w:rPr>
           <w:lang w:val="pt_PT" w:bidi="pt_PT"/>
@@ -27697,18 +27337,12 @@
         </w:rPr>
         <w:t xml:space="preserve"> em </w:t>
       </w:r>
-      <w:hyperlink r:id="rId45">
-        <w:r>
-          <w:rPr>
-            <w:lang w:val="pt_PT" w:bidi="pt_PT"/>
-          </w:rPr>
-          <w:rPr>
-            <w:color w:val="0000EE"/>
-            <w:u w:val="single"/>
-          </w:rPr>
-          <w:t>2.17</w:t>
-        </w:r>
-      </w:hyperlink>
+      <w:r>
+        <w:rPr>
+          <w:lang w:val="pt_PT" w:bidi="pt_PT"/>
+        </w:rPr>
+        <w:t>2.17</w:t>
+      </w:r>
       <w:r>
         <w:rPr>
           <w:lang w:val="pt_PT" w:bidi="pt_PT"/>
@@ -27935,18 +27569,12 @@
         </w:rPr>
         <w:t xml:space="preserve"> em </w:t>
       </w:r>
-      <w:hyperlink r:id="rId20">
-        <w:r>
-          <w:rPr>
-            <w:lang w:val="pt_PT" w:bidi="pt_PT"/>
-          </w:rPr>
-          <w:rPr>
-            <w:color w:val="0000EE"/>
-            <w:u w:val="single"/>
-          </w:rPr>
-          <w:t>1.13</w:t>
-        </w:r>
-      </w:hyperlink>
+      <w:r>
+        <w:rPr>
+          <w:lang w:val="pt_PT" w:bidi="pt_PT"/>
+        </w:rPr>
+        <w:t>1.13</w:t>
+      </w:r>
       <w:r>
         <w:rPr>
           <w:lang w:val="pt_PT" w:bidi="pt_PT"/>
@@ -29326,18 +28954,12 @@
         </w:rPr>
         <w:t xml:space="preserve">em </w:t>
       </w:r>
-      <w:hyperlink r:id="rId46">
-        <w:r>
-          <w:rPr>
-            <w:lang w:val="pt_PT" w:bidi="pt_PT"/>
-          </w:rPr>
-          <w:rPr>
-            <w:color w:val="0000EE"/>
-            <w:u w:val="single"/>
-          </w:rPr>
-          <w:t>4.9</w:t>
-        </w:r>
-      </w:hyperlink>
+      <w:r>
+        <w:rPr>
+          <w:lang w:val="pt_PT" w:bidi="pt_PT"/>
+        </w:rPr>
+        <w:t>4.9</w:t>
+      </w:r>
       <w:r>
         <w:rPr>
           <w:lang w:val="pt_PT" w:bidi="pt_PT"/>
@@ -30783,18 +30405,12 @@
         </w:rPr>
         <w:t xml:space="preserve"> em </w:t>
       </w:r>
-      <w:hyperlink r:id="rId46">
-        <w:r>
-          <w:rPr>
-            <w:lang w:val="pt_PT" w:bidi="pt_PT"/>
-          </w:rPr>
-          <w:rPr>
-            <w:color w:val="0000EE"/>
-            <w:u w:val="single"/>
-          </w:rPr>
-          <w:t>4.9</w:t>
-        </w:r>
-      </w:hyperlink>
+      <w:r>
+        <w:rPr>
+          <w:lang w:val="pt_PT" w:bidi="pt_PT"/>
+        </w:rPr>
+        <w:t>4.9</w:t>
+      </w:r>
       <w:r>
         <w:rPr>
           <w:lang w:val="pt_PT" w:bidi="pt_PT"/>
@@ -31322,36 +30938,24 @@
         </w:rPr>
         <w:t xml:space="preserve"> e várias outras especiarias, plantas e árvores de aroma agradável que estão no “jardim cercado e fechado” (</w:t>
       </w:r>
-      <w:hyperlink r:id="rId38">
-        <w:r>
-          <w:rPr>
-            <w:lang w:val="pt_PT" w:bidi="pt_PT"/>
-          </w:rPr>
-          <w:rPr>
-            <w:color w:val="0000EE"/>
-            <w:u w:val="single"/>
-          </w:rPr>
-          <w:t>4.12</w:t>
-        </w:r>
-      </w:hyperlink>
+      <w:r>
+        <w:rPr>
+          <w:lang w:val="pt_PT" w:bidi="pt_PT"/>
+        </w:rPr>
+        <w:t>4.12</w:t>
+      </w:r>
       <w:r>
         <w:rPr>
           <w:lang w:val="pt_PT" w:bidi="pt_PT"/>
         </w:rPr>
         <w:t xml:space="preserve">). Se você traduziu </w:t>
       </w:r>
-      <w:hyperlink r:id="rId38">
-        <w:r>
-          <w:rPr>
-            <w:lang w:val="pt_PT" w:bidi="pt_PT"/>
-          </w:rPr>
-          <w:rPr>
-            <w:color w:val="0000EE"/>
-            <w:u w:val="single"/>
-          </w:rPr>
-          <w:t>4.12</w:t>
-        </w:r>
-      </w:hyperlink>
+      <w:r>
+        <w:rPr>
+          <w:lang w:val="pt_PT" w:bidi="pt_PT"/>
+        </w:rPr>
+        <w:t>4.12</w:t>
+      </w:r>
       <w:r>
         <w:rPr>
           <w:lang w:val="pt_PT" w:bidi="pt_PT"/>
@@ -31586,18 +31190,12 @@
         </w:rPr>
         <w:t xml:space="preserve"> em </w:t>
       </w:r>
-      <w:hyperlink r:id="rId47">
-        <w:r>
-          <w:rPr>
-            <w:lang w:val="pt_PT" w:bidi="pt_PT"/>
-          </w:rPr>
-          <w:rPr>
-            <w:color w:val="0000EE"/>
-            <w:u w:val="single"/>
-          </w:rPr>
-          <w:t>1.12</w:t>
-        </w:r>
-      </w:hyperlink>
+      <w:r>
+        <w:rPr>
+          <w:lang w:val="pt_PT" w:bidi="pt_PT"/>
+        </w:rPr>
+        <w:t>1.12</w:t>
+      </w:r>
       <w:r>
         <w:rPr>
           <w:lang w:val="pt_PT" w:bidi="pt_PT"/>
@@ -31617,18 +31215,12 @@
         </w:rPr>
         <w:t xml:space="preserve"> em </w:t>
       </w:r>
-      <w:hyperlink r:id="rId48">
-        <w:r>
-          <w:rPr>
-            <w:lang w:val="pt_PT" w:bidi="pt_PT"/>
-          </w:rPr>
-          <w:rPr>
-            <w:color w:val="0000EE"/>
-            <w:u w:val="single"/>
-          </w:rPr>
-          <w:t>1.14</w:t>
-        </w:r>
-      </w:hyperlink>
+      <w:r>
+        <w:rPr>
+          <w:lang w:val="pt_PT" w:bidi="pt_PT"/>
+        </w:rPr>
+        <w:t>1.14</w:t>
+      </w:r>
       <w:r>
         <w:rPr>
           <w:lang w:val="pt_PT" w:bidi="pt_PT"/>
@@ -31934,18 +31526,12 @@
         </w:rPr>
         <w:t xml:space="preserve">Aqui, o homem continua a metáfora que começou em </w:t>
       </w:r>
-      <w:hyperlink r:id="rId38">
-        <w:r>
-          <w:rPr>
-            <w:lang w:val="pt_PT" w:bidi="pt_PT"/>
-          </w:rPr>
-          <w:rPr>
-            <w:color w:val="0000EE"/>
-            <w:u w:val="single"/>
-          </w:rPr>
-          <w:t>4.12</w:t>
-        </w:r>
-      </w:hyperlink>
+      <w:r>
+        <w:rPr>
+          <w:lang w:val="pt_PT" w:bidi="pt_PT"/>
+        </w:rPr>
+        <w:t>4.12</w:t>
+      </w:r>
       <w:r>
         <w:rPr>
           <w:lang w:val="pt_PT" w:bidi="pt_PT"/>
@@ -31978,36 +31564,24 @@
         </w:rPr>
         <w:t xml:space="preserve">. Se você traduziu </w:t>
       </w:r>
-      <w:hyperlink r:id="rId49">
-        <w:r>
-          <w:rPr>
-            <w:lang w:val="pt_PT" w:bidi="pt_PT"/>
-          </w:rPr>
-          <w:rPr>
-            <w:color w:val="0000EE"/>
-            <w:u w:val="single"/>
-          </w:rPr>
-          <w:t>4.12–14</w:t>
-        </w:r>
-      </w:hyperlink>
+      <w:r>
+        <w:rPr>
+          <w:lang w:val="pt_PT" w:bidi="pt_PT"/>
+        </w:rPr>
+        <w:t>4.12–14</w:t>
+      </w:r>
       <w:r>
         <w:rPr>
           <w:lang w:val="pt_PT" w:bidi="pt_PT"/>
         </w:rPr>
         <w:t xml:space="preserve"> como uma símile, também deve traduzir este versículo como uma símile. Veja como você traduziu a palavra “jardim” em </w:t>
       </w:r>
-      <w:hyperlink r:id="rId38">
-        <w:r>
-          <w:rPr>
-            <w:lang w:val="pt_PT" w:bidi="pt_PT"/>
-          </w:rPr>
-          <w:rPr>
-            <w:color w:val="0000EE"/>
-            <w:u w:val="single"/>
-          </w:rPr>
-          <w:t>4.12</w:t>
-        </w:r>
-      </w:hyperlink>
+      <w:r>
+        <w:rPr>
+          <w:lang w:val="pt_PT" w:bidi="pt_PT"/>
+        </w:rPr>
+        <w:t>4.12</w:t>
+      </w:r>
       <w:r>
         <w:rPr>
           <w:lang w:val="pt_PT" w:bidi="pt_PT"/>
@@ -32718,18 +32292,12 @@
         </w:rPr>
         <w:t xml:space="preserve">Aqui, a mulher continua a metáfora do “jardim” (que o homem começou em </w:t>
       </w:r>
-      <w:hyperlink r:id="rId38">
-        <w:r>
-          <w:rPr>
-            <w:lang w:val="pt_PT" w:bidi="pt_PT"/>
-          </w:rPr>
-          <w:rPr>
-            <w:color w:val="0000EE"/>
-            <w:u w:val="single"/>
-          </w:rPr>
-          <w:t>4.12</w:t>
-        </w:r>
-      </w:hyperlink>
+      <w:r>
+        <w:rPr>
+          <w:lang w:val="pt_PT" w:bidi="pt_PT"/>
+        </w:rPr>
+        <w:t>4.12</w:t>
+      </w:r>
       <w:r>
         <w:rPr>
           <w:lang w:val="pt_PT" w:bidi="pt_PT"/>
@@ -32814,36 +32382,24 @@
         </w:rPr>
         <w:t xml:space="preserve"> aqui da mesma forma que fez em </w:t>
       </w:r>
-      <w:hyperlink r:id="rId38">
-        <w:r>
-          <w:rPr>
-            <w:lang w:val="pt_PT" w:bidi="pt_PT"/>
-          </w:rPr>
-          <w:rPr>
-            <w:color w:val="0000EE"/>
-            <w:u w:val="single"/>
-          </w:rPr>
-          <w:t>4.12</w:t>
-        </w:r>
-      </w:hyperlink>
+      <w:r>
+        <w:rPr>
+          <w:lang w:val="pt_PT" w:bidi="pt_PT"/>
+        </w:rPr>
+        <w:t>4.12</w:t>
+      </w:r>
       <w:r>
         <w:rPr>
           <w:lang w:val="pt_PT" w:bidi="pt_PT"/>
         </w:rPr>
         <w:t xml:space="preserve"> porque ambos os usos se referem ao corpo da mulher. Em </w:t>
       </w:r>
-      <w:hyperlink r:id="rId43">
-        <w:r>
-          <w:rPr>
-            <w:lang w:val="pt_PT" w:bidi="pt_PT"/>
-          </w:rPr>
-          <w:rPr>
-            <w:color w:val="0000EE"/>
-            <w:u w:val="single"/>
-          </w:rPr>
-          <w:t>4.13</w:t>
-        </w:r>
-      </w:hyperlink>
+      <w:r>
+        <w:rPr>
+          <w:lang w:val="pt_PT" w:bidi="pt_PT"/>
+        </w:rPr>
+        <w:t>4.13</w:t>
+      </w:r>
       <w:r>
         <w:rPr>
           <w:lang w:val="pt_PT" w:bidi="pt_PT"/>
@@ -32863,18 +32419,12 @@
         </w:rPr>
         <w:t xml:space="preserve">. Se você traduziu </w:t>
       </w:r>
-      <w:hyperlink r:id="rId40">
-        <w:r>
-          <w:rPr>
-            <w:lang w:val="pt_PT" w:bidi="pt_PT"/>
-          </w:rPr>
-          <w:rPr>
-            <w:color w:val="0000EE"/>
-            <w:u w:val="single"/>
-          </w:rPr>
-          <w:t>4.12–15</w:t>
-        </w:r>
-      </w:hyperlink>
+      <w:r>
+        <w:rPr>
+          <w:lang w:val="pt_PT" w:bidi="pt_PT"/>
+        </w:rPr>
+        <w:t>4.12–15</w:t>
+      </w:r>
       <w:r>
         <w:rPr>
           <w:lang w:val="pt_PT" w:bidi="pt_PT"/>
@@ -33300,18 +32850,12 @@
         </w:rPr>
         <w:t xml:space="preserve">Uma tradução alternativa para a palavra que a tradução literal traduz como “torres de” em </w:t>
       </w:r>
-      <w:hyperlink r:id="rId50">
-        <w:r>
-          <w:rPr>
-            <w:lang w:val="pt_PT" w:bidi="pt_PT"/>
-          </w:rPr>
-          <w:rPr>
-            <w:color w:val="0000EE"/>
-            <w:u w:val="single"/>
-          </w:rPr>
-          <w:t>5.13</w:t>
-        </w:r>
-      </w:hyperlink>
+      <w:r>
+        <w:rPr>
+          <w:lang w:val="pt_PT" w:bidi="pt_PT"/>
+        </w:rPr>
+        <w:t>5.13</w:t>
+      </w:r>
     </w:p>
     <w:p>
       <w:pPr/>
@@ -33430,18 +32974,12 @@
         </w:rPr>
         <w:t xml:space="preserve"> que ele começou em </w:t>
       </w:r>
-      <w:hyperlink r:id="rId38">
-        <w:r>
-          <w:rPr>
-            <w:lang w:val="pt_PT" w:bidi="pt_PT"/>
-          </w:rPr>
-          <w:rPr>
-            <w:color w:val="0000EE"/>
-            <w:u w:val="single"/>
-          </w:rPr>
-          <w:t>4.12</w:t>
-        </w:r>
-      </w:hyperlink>
+      <w:r>
+        <w:rPr>
+          <w:lang w:val="pt_PT" w:bidi="pt_PT"/>
+        </w:rPr>
+        <w:t>4.12</w:t>
+      </w:r>
       <w:r>
         <w:rPr>
           <w:lang w:val="pt_PT" w:bidi="pt_PT"/>
@@ -33474,18 +33012,12 @@
         </w:rPr>
         <w:t xml:space="preserve"> são todas metáforas para o homem desfrutando do corpo da mulher. Se você usou símiles para traduzir </w:t>
       </w:r>
-      <w:hyperlink r:id="rId51">
-        <w:r>
-          <w:rPr>
-            <w:lang w:val="pt_PT" w:bidi="pt_PT"/>
-          </w:rPr>
-          <w:rPr>
-            <w:color w:val="0000EE"/>
-            <w:u w:val="single"/>
-          </w:rPr>
-          <w:t>4.12–16</w:t>
-        </w:r>
-      </w:hyperlink>
+      <w:r>
+        <w:rPr>
+          <w:lang w:val="pt_PT" w:bidi="pt_PT"/>
+        </w:rPr>
+        <w:t>4.12–16</w:t>
+      </w:r>
       <w:r>
         <w:rPr>
           <w:lang w:val="pt_PT" w:bidi="pt_PT"/>
@@ -33934,18 +33466,12 @@
         </w:rPr>
         <w:t xml:space="preserve">em </w:t>
       </w:r>
-      <w:hyperlink r:id="rId46">
-        <w:r>
-          <w:rPr>
-            <w:lang w:val="pt_PT" w:bidi="pt_PT"/>
-          </w:rPr>
-          <w:rPr>
-            <w:color w:val="0000EE"/>
-            <w:u w:val="single"/>
-          </w:rPr>
-          <w:t>4.9</w:t>
-        </w:r>
-      </w:hyperlink>
+      <w:r>
+        <w:rPr>
+          <w:lang w:val="pt_PT" w:bidi="pt_PT"/>
+        </w:rPr>
+        <w:t>4.9</w:t>
+      </w:r>
       <w:r>
         <w:rPr>
           <w:lang w:val="pt_PT" w:bidi="pt_PT"/>
@@ -34563,18 +34089,12 @@
         </w:rPr>
         <w:t xml:space="preserve"> em </w:t>
       </w:r>
-      <w:hyperlink r:id="rId20">
-        <w:r>
-          <w:rPr>
-            <w:lang w:val="pt_PT" w:bidi="pt_PT"/>
-          </w:rPr>
-          <w:rPr>
-            <w:color w:val="0000EE"/>
-            <w:u w:val="single"/>
-          </w:rPr>
-          <w:t>1.13</w:t>
-        </w:r>
-      </w:hyperlink>
+      <w:r>
+        <w:rPr>
+          <w:lang w:val="pt_PT" w:bidi="pt_PT"/>
+        </w:rPr>
+        <w:t>1.13</w:t>
+      </w:r>
       <w:r>
         <w:rPr>
           <w:lang w:val="pt_PT" w:bidi="pt_PT"/>
@@ -34671,18 +34191,12 @@
         </w:rPr>
         <w:t xml:space="preserve"> em </w:t>
       </w:r>
-      <w:hyperlink r:id="rId46">
-        <w:r>
-          <w:rPr>
-            <w:lang w:val="pt_PT" w:bidi="pt_PT"/>
-          </w:rPr>
-          <w:rPr>
-            <w:color w:val="0000EE"/>
-            <w:u w:val="single"/>
-          </w:rPr>
-          <w:t>4.9</w:t>
-        </w:r>
-      </w:hyperlink>
+      <w:r>
+        <w:rPr>
+          <w:lang w:val="pt_PT" w:bidi="pt_PT"/>
+        </w:rPr>
+        <w:t>4.9</w:t>
+      </w:r>
       <w:r>
         <w:rPr>
           <w:lang w:val="pt_PT" w:bidi="pt_PT"/>
@@ -34702,18 +34216,12 @@
         </w:rPr>
         <w:t xml:space="preserve">em </w:t>
       </w:r>
-      <w:hyperlink r:id="rId19">
-        <w:r>
-          <w:rPr>
-            <w:lang w:val="pt_PT" w:bidi="pt_PT"/>
-          </w:rPr>
-          <w:rPr>
-            <w:color w:val="0000EE"/>
-            <w:u w:val="single"/>
-          </w:rPr>
-          <w:t>1.9</w:t>
-        </w:r>
-      </w:hyperlink>
+      <w:r>
+        <w:rPr>
+          <w:lang w:val="pt_PT" w:bidi="pt_PT"/>
+        </w:rPr>
+        <w:t>1.9</w:t>
+      </w:r>
       <w:r>
         <w:rPr>
           <w:lang w:val="pt_PT" w:bidi="pt_PT"/>
@@ -34844,18 +34352,12 @@
         </w:rPr>
         <w:t xml:space="preserve"> em </w:t>
       </w:r>
-      <w:hyperlink r:id="rId21">
-        <w:r>
-          <w:rPr>
-            <w:lang w:val="pt_PT" w:bidi="pt_PT"/>
-          </w:rPr>
-          <w:rPr>
-            <w:color w:val="0000EE"/>
-            <w:u w:val="single"/>
-          </w:rPr>
-          <w:t>2.14</w:t>
-        </w:r>
-      </w:hyperlink>
+      <w:r>
+        <w:rPr>
+          <w:lang w:val="pt_PT" w:bidi="pt_PT"/>
+        </w:rPr>
+        <w:t>2.14</w:t>
+      </w:r>
       <w:r>
         <w:rPr>
           <w:lang w:val="pt_PT" w:bidi="pt_PT"/>
@@ -35401,18 +34903,12 @@
         </w:rPr>
         <w:t xml:space="preserve"> em </w:t>
       </w:r>
-      <w:hyperlink r:id="rId20">
-        <w:r>
-          <w:rPr>
-            <w:lang w:val="pt_PT" w:bidi="pt_PT"/>
-          </w:rPr>
-          <w:rPr>
-            <w:color w:val="0000EE"/>
-            <w:u w:val="single"/>
-          </w:rPr>
-          <w:t>1.13</w:t>
-        </w:r>
-      </w:hyperlink>
+      <w:r>
+        <w:rPr>
+          <w:lang w:val="pt_PT" w:bidi="pt_PT"/>
+        </w:rPr>
+        <w:t>1.13</w:t>
+      </w:r>
       <w:r>
         <w:rPr>
           <w:lang w:val="pt_PT" w:bidi="pt_PT"/>
@@ -36073,18 +35569,12 @@
         </w:rPr>
         <w:t xml:space="preserve"> em </w:t>
       </w:r>
-      <w:hyperlink r:id="rId20">
-        <w:r>
-          <w:rPr>
-            <w:lang w:val="pt_PT" w:bidi="pt_PT"/>
-          </w:rPr>
-          <w:rPr>
-            <w:color w:val="0000EE"/>
-            <w:u w:val="single"/>
-          </w:rPr>
-          <w:t>1.13</w:t>
-        </w:r>
-      </w:hyperlink>
+      <w:r>
+        <w:rPr>
+          <w:lang w:val="pt_PT" w:bidi="pt_PT"/>
+        </w:rPr>
+        <w:t>1.13</w:t>
+      </w:r>
       <w:r>
         <w:rPr>
           <w:lang w:val="pt_PT" w:bidi="pt_PT"/>
@@ -36768,18 +36258,12 @@
         </w:rPr>
         <w:t xml:space="preserve"> em </w:t>
       </w:r>
-      <w:hyperlink r:id="rId52">
-        <w:r>
-          <w:rPr>
-            <w:lang w:val="pt_PT" w:bidi="pt_PT"/>
-          </w:rPr>
-          <w:rPr>
-            <w:color w:val="0000EE"/>
-            <w:u w:val="single"/>
-          </w:rPr>
-          <w:t>3.3</w:t>
-        </w:r>
-      </w:hyperlink>
+      <w:r>
+        <w:rPr>
+          <w:lang w:val="pt_PT" w:bidi="pt_PT"/>
+        </w:rPr>
+        <w:t>3.3</w:t>
+      </w:r>
       <w:r>
         <w:rPr>
           <w:lang w:val="pt_PT" w:bidi="pt_PT"/>
@@ -37412,18 +36896,12 @@
         </w:rPr>
         <w:t xml:space="preserve"> em </w:t>
       </w:r>
-      <w:hyperlink r:id="rId26">
-        <w:r>
-          <w:rPr>
-            <w:lang w:val="pt_PT" w:bidi="pt_PT"/>
-          </w:rPr>
-          <w:rPr>
-            <w:color w:val="0000EE"/>
-            <w:u w:val="single"/>
-          </w:rPr>
-          <w:t>2.7</w:t>
-        </w:r>
-      </w:hyperlink>
+      <w:r>
+        <w:rPr>
+          <w:lang w:val="pt_PT" w:bidi="pt_PT"/>
+        </w:rPr>
+        <w:t>2.7</w:t>
+      </w:r>
       <w:r>
         <w:rPr>
           <w:lang w:val="pt_PT" w:bidi="pt_PT"/>
@@ -37540,18 +37018,12 @@
         </w:rPr>
         <w:t xml:space="preserve"> em </w:t>
       </w:r>
-      <w:hyperlink r:id="rId53">
-        <w:r>
-          <w:rPr>
-            <w:lang w:val="pt_PT" w:bidi="pt_PT"/>
-          </w:rPr>
-          <w:rPr>
-            <w:color w:val="0000EE"/>
-            <w:u w:val="single"/>
-          </w:rPr>
-          <w:t>2.5.</w:t>
-        </w:r>
-      </w:hyperlink>
+      <w:r>
+        <w:rPr>
+          <w:lang w:val="pt_PT" w:bidi="pt_PT"/>
+        </w:rPr>
+        <w:t>2.5.</w:t>
+      </w:r>
     </w:p>
     <w:p>
       <w:pPr/>
@@ -38043,18 +37515,12 @@
         </w:rPr>
         <w:t xml:space="preserve"> em </w:t>
       </w:r>
-      <w:hyperlink r:id="rId54">
-        <w:r>
-          <w:rPr>
-            <w:lang w:val="pt_PT" w:bidi="pt_PT"/>
-          </w:rPr>
-          <w:rPr>
-            <w:color w:val="0000EE"/>
-            <w:u w:val="single"/>
-          </w:rPr>
-          <w:t>1.8</w:t>
-        </w:r>
-      </w:hyperlink>
+      <w:r>
+        <w:rPr>
+          <w:lang w:val="pt_PT" w:bidi="pt_PT"/>
+        </w:rPr>
+        <w:t>1.8</w:t>
+      </w:r>
       <w:r>
         <w:rPr>
           <w:lang w:val="pt_PT" w:bidi="pt_PT"/>
@@ -38910,18 +38376,12 @@
         </w:rPr>
         <w:t xml:space="preserve">No texto original, em </w:t>
       </w:r>
-      <w:hyperlink r:id="rId25">
-        <w:r>
-          <w:rPr>
-            <w:lang w:val="pt_PT" w:bidi="pt_PT"/>
-          </w:rPr>
-          <w:rPr>
-            <w:color w:val="0000EE"/>
-            <w:u w:val="single"/>
-          </w:rPr>
-          <w:t>1.15</w:t>
-        </w:r>
-      </w:hyperlink>
+      <w:r>
+        <w:rPr>
+          <w:lang w:val="pt_PT" w:bidi="pt_PT"/>
+        </w:rPr>
+        <w:t>1.15</w:t>
+      </w:r>
       <w:r>
         <w:rPr>
           <w:lang w:val="pt_PT" w:bidi="pt_PT"/>
@@ -39910,18 +39370,12 @@
         </w:rPr>
         <w:t xml:space="preserve"> em </w:t>
       </w:r>
-      <w:hyperlink r:id="rId55">
-        <w:r>
-          <w:rPr>
-            <w:lang w:val="pt_PT" w:bidi="pt_PT"/>
-          </w:rPr>
-          <w:rPr>
-            <w:color w:val="0000EE"/>
-            <w:u w:val="single"/>
-          </w:rPr>
-          <w:t>2.16</w:t>
-        </w:r>
-      </w:hyperlink>
+      <w:r>
+        <w:rPr>
+          <w:lang w:val="pt_PT" w:bidi="pt_PT"/>
+        </w:rPr>
+        <w:t>2.16</w:t>
+      </w:r>
       <w:r>
         <w:rPr>
           <w:lang w:val="pt_PT" w:bidi="pt_PT"/>
@@ -40038,18 +39492,12 @@
         </w:rPr>
         <w:t xml:space="preserve">em </w:t>
       </w:r>
-      <w:hyperlink r:id="rId56">
-        <w:r>
-          <w:rPr>
-            <w:lang w:val="pt_PT" w:bidi="pt_PT"/>
-          </w:rPr>
-          <w:rPr>
-            <w:color w:val="0000EE"/>
-            <w:u w:val="single"/>
-          </w:rPr>
-          <w:t>5.5</w:t>
-        </w:r>
-      </w:hyperlink>
+      <w:r>
+        <w:rPr>
+          <w:lang w:val="pt_PT" w:bidi="pt_PT"/>
+        </w:rPr>
+        <w:t>5.5</w:t>
+      </w:r>
       <w:r>
         <w:rPr>
           <w:lang w:val="pt_PT" w:bidi="pt_PT"/>
@@ -41774,18 +41222,12 @@
         </w:rPr>
         <w:t xml:space="preserve"> em </w:t>
       </w:r>
-      <w:hyperlink r:id="rId18">
-        <w:r>
-          <w:rPr>
-            <w:lang w:val="pt_PT" w:bidi="pt_PT"/>
-          </w:rPr>
-          <w:rPr>
-            <w:color w:val="0000EE"/>
-            <w:u w:val="single"/>
-          </w:rPr>
-          <w:t>1.5</w:t>
-        </w:r>
-      </w:hyperlink>
+      <w:r>
+        <w:rPr>
+          <w:lang w:val="pt_PT" w:bidi="pt_PT"/>
+        </w:rPr>
+        <w:t>1.5</w:t>
+      </w:r>
       <w:r>
         <w:rPr>
           <w:lang w:val="pt_PT" w:bidi="pt_PT"/>
@@ -42270,18 +41712,12 @@
         </w:rPr>
         <w:t xml:space="preserve"> em </w:t>
       </w:r>
-      <w:hyperlink r:id="rId54">
-        <w:r>
-          <w:rPr>
-            <w:lang w:val="pt_PT" w:bidi="pt_PT"/>
-          </w:rPr>
-          <w:rPr>
-            <w:color w:val="0000EE"/>
-            <w:u w:val="single"/>
-          </w:rPr>
-          <w:t>1.8</w:t>
-        </w:r>
-      </w:hyperlink>
+      <w:r>
+        <w:rPr>
+          <w:lang w:val="pt_PT" w:bidi="pt_PT"/>
+        </w:rPr>
+        <w:t>1.8</w:t>
+      </w:r>
       <w:r>
         <w:rPr>
           <w:lang w:val="pt_PT" w:bidi="pt_PT"/>
@@ -42565,18 +42001,12 @@
         </w:rPr>
         <w:t xml:space="preserve">referem-se ao corpo da mulher. A mulher retoma a metáfora do “jardim” usada em </w:t>
       </w:r>
-      <w:hyperlink r:id="rId39">
-        <w:r>
-          <w:rPr>
-            <w:lang w:val="pt_PT" w:bidi="pt_PT"/>
-          </w:rPr>
-          <w:rPr>
-            <w:color w:val="0000EE"/>
-            <w:u w:val="single"/>
-          </w:rPr>
-          <w:t>4.12–5.1</w:t>
-        </w:r>
-      </w:hyperlink>
+      <w:r>
+        <w:rPr>
+          <w:lang w:val="pt_PT" w:bidi="pt_PT"/>
+        </w:rPr>
+        <w:t>4.12–5.1</w:t>
+      </w:r>
       <w:r>
         <w:rPr>
           <w:lang w:val="pt_PT" w:bidi="pt_PT"/>
@@ -42622,18 +42052,12 @@
         </w:rPr>
         <w:t xml:space="preserve"> são metáforas para o homem desfrutando do corpo da mulher. Se você usou símiles para traduzir </w:t>
       </w:r>
-      <w:hyperlink r:id="rId39">
-        <w:r>
-          <w:rPr>
-            <w:lang w:val="pt_PT" w:bidi="pt_PT"/>
-          </w:rPr>
-          <w:rPr>
-            <w:color w:val="0000EE"/>
-            <w:u w:val="single"/>
-          </w:rPr>
-          <w:t>4.12–5.1</w:t>
-        </w:r>
-      </w:hyperlink>
+      <w:r>
+        <w:rPr>
+          <w:lang w:val="pt_PT" w:bidi="pt_PT"/>
+        </w:rPr>
+        <w:t>4.12–5.1</w:t>
+      </w:r>
       <w:r>
         <w:rPr>
           <w:lang w:val="pt_PT" w:bidi="pt_PT"/>
@@ -43009,18 +42433,12 @@
         </w:rPr>
         <w:t xml:space="preserve"> em </w:t>
       </w:r>
-      <w:hyperlink r:id="rId50">
-        <w:r>
-          <w:rPr>
-            <w:lang w:val="pt_PT" w:bidi="pt_PT"/>
-          </w:rPr>
-          <w:rPr>
-            <w:color w:val="0000EE"/>
-            <w:u w:val="single"/>
-          </w:rPr>
-          <w:t>5.13</w:t>
-        </w:r>
-      </w:hyperlink>
+      <w:r>
+        <w:rPr>
+          <w:lang w:val="pt_PT" w:bidi="pt_PT"/>
+        </w:rPr>
+        <w:t>5.13</w:t>
+      </w:r>
       <w:r>
         <w:rPr>
           <w:lang w:val="pt_PT" w:bidi="pt_PT"/>
@@ -43226,18 +42644,12 @@
         </w:rPr>
         <w:t xml:space="preserve">Veja como você traduziu a frase semelhante “Eu sou do meu amado, e o meu amado é meu” em </w:t>
       </w:r>
-      <w:hyperlink r:id="rId55">
-        <w:r>
-          <w:rPr>
-            <w:lang w:val="pt_PT" w:bidi="pt_PT"/>
-          </w:rPr>
-          <w:rPr>
-            <w:color w:val="0000EE"/>
-            <w:u w:val="single"/>
-          </w:rPr>
-          <w:t>2.16</w:t>
-        </w:r>
-      </w:hyperlink>
+      <w:r>
+        <w:rPr>
+          <w:lang w:val="pt_PT" w:bidi="pt_PT"/>
+        </w:rPr>
+        <w:t>2.16</w:t>
+      </w:r>
       <w:r>
         <w:rPr>
           <w:lang w:val="pt_PT" w:bidi="pt_PT"/>
@@ -43321,18 +42733,12 @@
         </w:rPr>
         <w:t xml:space="preserve">Veja como você traduziu a frase semelhante “para pastarem entre os lírios” em </w:t>
       </w:r>
-      <w:hyperlink r:id="rId55">
-        <w:r>
-          <w:rPr>
-            <w:lang w:val="pt_PT" w:bidi="pt_PT"/>
-          </w:rPr>
-          <w:rPr>
-            <w:color w:val="0000EE"/>
-            <w:u w:val="single"/>
-          </w:rPr>
-          <w:t>2.16</w:t>
-        </w:r>
-      </w:hyperlink>
+      <w:r>
+        <w:rPr>
+          <w:lang w:val="pt_PT" w:bidi="pt_PT"/>
+        </w:rPr>
+        <w:t>2.16</w:t>
+      </w:r>
       <w:r>
         <w:rPr>
           <w:lang w:val="pt_PT" w:bidi="pt_PT"/>
@@ -43585,18 +42991,12 @@
         </w:rPr>
         <w:t xml:space="preserve">Veja como você traduziu a frase “Minha querida, você é bonita” em </w:t>
       </w:r>
-      <w:hyperlink r:id="rId25">
-        <w:r>
-          <w:rPr>
-            <w:lang w:val="pt_PT" w:bidi="pt_PT"/>
-          </w:rPr>
-          <w:rPr>
-            <w:color w:val="0000EE"/>
-            <w:u w:val="single"/>
-          </w:rPr>
-          <w:t>1.15</w:t>
-        </w:r>
-      </w:hyperlink>
+      <w:r>
+        <w:rPr>
+          <w:lang w:val="pt_PT" w:bidi="pt_PT"/>
+        </w:rPr>
+        <w:t>1.15</w:t>
+      </w:r>
       <w:r>
         <w:rPr>
           <w:lang w:val="pt_PT" w:bidi="pt_PT"/>
@@ -43984,18 +43384,12 @@
         </w:rPr>
         <w:t xml:space="preserve">Literalmente o texto diz "como exército com estandartes", várias traduções em português traduzem "como exército com bandeiras". O termo "estandarte" também foi usado em </w:t>
       </w:r>
-      <w:hyperlink r:id="rId57">
-        <w:r>
-          <w:rPr>
-            <w:lang w:val="pt_PT" w:bidi="pt_PT"/>
-          </w:rPr>
-          <w:rPr>
-            <w:color w:val="0000EE"/>
-            <w:u w:val="single"/>
-          </w:rPr>
-          <w:t>2.4</w:t>
-        </w:r>
-      </w:hyperlink>
+      <w:r>
+        <w:rPr>
+          <w:lang w:val="pt_PT" w:bidi="pt_PT"/>
+        </w:rPr>
+        <w:t>2.4</w:t>
+      </w:r>
       <w:r>
         <w:rPr>
           <w:lang w:val="pt_PT" w:bidi="pt_PT"/>
@@ -44099,18 +43493,12 @@
         </w:rPr>
         <w:t xml:space="preserve">Veja como você traduziu a frase semelhante “seus cabelos ondulados são como um rebanho de cabras” em </w:t>
       </w:r>
-      <w:hyperlink r:id="rId44">
-        <w:r>
-          <w:rPr>
-            <w:lang w:val="pt_PT" w:bidi="pt_PT"/>
-          </w:rPr>
-          <w:rPr>
-            <w:color w:val="0000EE"/>
-            <w:u w:val="single"/>
-          </w:rPr>
-          <w:t>4.1</w:t>
-        </w:r>
-      </w:hyperlink>
+      <w:r>
+        <w:rPr>
+          <w:lang w:val="pt_PT" w:bidi="pt_PT"/>
+        </w:rPr>
+        <w:t>4.1</w:t>
+      </w:r>
       <w:r>
         <w:rPr>
           <w:lang w:val="pt_PT" w:bidi="pt_PT"/>
@@ -44214,18 +43602,12 @@
         </w:rPr>
         <w:t xml:space="preserve">No texto original, veja como você traduziu o versículo idêntico em </w:t>
       </w:r>
-      <w:hyperlink r:id="rId58">
-        <w:r>
-          <w:rPr>
-            <w:lang w:val="pt_PT" w:bidi="pt_PT"/>
-          </w:rPr>
-          <w:rPr>
-            <w:color w:val="0000EE"/>
-            <w:u w:val="single"/>
-          </w:rPr>
-          <w:t>4.2</w:t>
-        </w:r>
-      </w:hyperlink>
+      <w:r>
+        <w:rPr>
+          <w:lang w:val="pt_PT" w:bidi="pt_PT"/>
+        </w:rPr>
+        <w:t>4.2</w:t>
+      </w:r>
       <w:r>
         <w:rPr>
           <w:lang w:val="pt_PT" w:bidi="pt_PT"/>
@@ -44465,18 +43847,12 @@
         </w:rPr>
         <w:t xml:space="preserve">Conforme texto original, veja como você traduziu </w:t>
       </w:r>
-      <w:hyperlink r:id="rId59">
-        <w:r>
-          <w:rPr>
-            <w:lang w:val="pt_PT" w:bidi="pt_PT"/>
-          </w:rPr>
-          <w:rPr>
-            <w:color w:val="0000EE"/>
-            <w:u w:val="single"/>
-          </w:rPr>
-          <w:t>4.3</w:t>
-        </w:r>
-      </w:hyperlink>
+      <w:r>
+        <w:rPr>
+          <w:lang w:val="pt_PT" w:bidi="pt_PT"/>
+        </w:rPr>
+        <w:t>4.3</w:t>
+      </w:r>
       <w:r>
         <w:rPr>
           <w:lang w:val="pt_PT" w:bidi="pt_PT"/>
@@ -44838,18 +44214,12 @@
         </w:rPr>
         <w:t xml:space="preserve"> em </w:t>
       </w:r>
-      <w:hyperlink r:id="rId16">
-        <w:r>
-          <w:rPr>
-            <w:lang w:val="pt_PT" w:bidi="pt_PT"/>
-          </w:rPr>
-          <w:rPr>
-            <w:color w:val="0000EE"/>
-            <w:u w:val="single"/>
-          </w:rPr>
-          <w:t>1.3</w:t>
-        </w:r>
-      </w:hyperlink>
+      <w:r>
+        <w:rPr>
+          <w:lang w:val="pt_PT" w:bidi="pt_PT"/>
+        </w:rPr>
+        <w:t>1.3</w:t>
+      </w:r>
       <w:r>
         <w:rPr>
           <w:lang w:val="pt_PT" w:bidi="pt_PT"/>
@@ -45309,18 +44679,12 @@
         </w:rPr>
         <w:t xml:space="preserve"> em </w:t>
       </w:r>
-      <w:hyperlink r:id="rId60">
-        <w:r>
-          <w:rPr>
-            <w:lang w:val="pt_PT" w:bidi="pt_PT"/>
-          </w:rPr>
-          <w:rPr>
-            <w:color w:val="0000EE"/>
-            <w:u w:val="single"/>
-          </w:rPr>
-          <w:t>5.2</w:t>
-        </w:r>
-      </w:hyperlink>
+      <w:r>
+        <w:rPr>
+          <w:lang w:val="pt_PT" w:bidi="pt_PT"/>
+        </w:rPr>
+        <w:t>5.2</w:t>
+      </w:r>
       <w:r>
         <w:rPr>
           <w:lang w:val="pt_PT" w:bidi="pt_PT"/>
@@ -46342,18 +45706,12 @@
         </w:rPr>
         <w:t xml:space="preserve">Conforme o texto original, veja como você traduziu a frase quase idêntica “impressionante como esses dois astros” em </w:t>
       </w:r>
-      <w:hyperlink r:id="rId61">
-        <w:r>
-          <w:rPr>
-            <w:lang w:val="pt_PT" w:bidi="pt_PT"/>
-          </w:rPr>
-          <w:rPr>
-            <w:color w:val="0000EE"/>
-            <w:u w:val="single"/>
-          </w:rPr>
-          <w:t>6.4</w:t>
-        </w:r>
-      </w:hyperlink>
+      <w:r>
+        <w:rPr>
+          <w:lang w:val="pt_PT" w:bidi="pt_PT"/>
+        </w:rPr>
+        <w:t>6.4</w:t>
+      </w:r>
       <w:r>
         <w:rPr>
           <w:lang w:val="pt_PT" w:bidi="pt_PT"/>
@@ -47815,18 +47173,12 @@
         </w:rPr>
         <w:t xml:space="preserve">Uma tradução alternativa possível para a palavra que a NTLH traduz como “prazer” em </w:t>
       </w:r>
-      <w:hyperlink r:id="rId62">
-        <w:r>
-          <w:rPr>
-            <w:lang w:val="pt_PT" w:bidi="pt_PT"/>
-          </w:rPr>
-          <w:rPr>
-            <w:color w:val="0000EE"/>
-            <w:u w:val="single"/>
-          </w:rPr>
-          <w:t>7.6.</w:t>
-        </w:r>
-      </w:hyperlink>
+      <w:r>
+        <w:rPr>
+          <w:lang w:val="pt_PT" w:bidi="pt_PT"/>
+        </w:rPr>
+        <w:t>7.6.</w:t>
+      </w:r>
     </w:p>
     <w:p>
       <w:pPr/>
@@ -47852,18 +47204,12 @@
         </w:rPr>
         <w:t xml:space="preserve">Uma tradução alternativa possível para as palavras que a NTLH traduz como “lábios e dentes” em </w:t>
       </w:r>
-      <w:hyperlink r:id="rId63">
-        <w:r>
-          <w:rPr>
-            <w:lang w:val="pt_PT" w:bidi="pt_PT"/>
-          </w:rPr>
-          <w:rPr>
-            <w:color w:val="0000EE"/>
-            <w:u w:val="single"/>
-          </w:rPr>
-          <w:t>7.9.</w:t>
-        </w:r>
-      </w:hyperlink>
+      <w:r>
+        <w:rPr>
+          <w:lang w:val="pt_PT" w:bidi="pt_PT"/>
+        </w:rPr>
+        <w:t>7.9.</w:t>
+      </w:r>
     </w:p>
     <w:p>
       <w:pPr/>
@@ -47955,18 +47301,12 @@
         </w:rPr>
         <w:t xml:space="preserve">Se você estiver usando cabeçalhos de seção para indicar quem está falando e decidiu no versículo anterior que a mulher disse as palavras “Por que vocês querem me ver dançando a dança da noiva?”, será necessário colocar um cabeçalho de seção acima deste versículo indicando que o homem está agora falando. O homem começa a falar diretamente com a mulher neste versículo e continua falando com ela até parte do caminho através de </w:t>
       </w:r>
-      <w:hyperlink r:id="rId63">
-        <w:r>
-          <w:rPr>
-            <w:lang w:val="pt_PT" w:bidi="pt_PT"/>
-          </w:rPr>
-          <w:rPr>
-            <w:color w:val="0000EE"/>
-            <w:u w:val="single"/>
-          </w:rPr>
-          <w:t>7.9</w:t>
-        </w:r>
-      </w:hyperlink>
+      <w:r>
+        <w:rPr>
+          <w:lang w:val="pt_PT" w:bidi="pt_PT"/>
+        </w:rPr>
+        <w:t>7.9</w:t>
+      </w:r>
       <w:r>
         <w:rPr>
           <w:lang w:val="pt_PT" w:bidi="pt_PT"/>
@@ -49503,18 +48843,12 @@
         </w:rPr>
         <w:t xml:space="preserve">Diante do texto original, veja como você traduziu a declaração quase idêntica em </w:t>
       </w:r>
-      <w:hyperlink r:id="rId64">
-        <w:r>
-          <w:rPr>
-            <w:lang w:val="pt_PT" w:bidi="pt_PT"/>
-          </w:rPr>
-          <w:rPr>
-            <w:color w:val="0000EE"/>
-            <w:u w:val="single"/>
-          </w:rPr>
-          <w:t>4.5</w:t>
-        </w:r>
-      </w:hyperlink>
+      <w:r>
+        <w:rPr>
+          <w:lang w:val="pt_PT" w:bidi="pt_PT"/>
+        </w:rPr>
+        <w:t>4.5</w:t>
+      </w:r>
       <w:r>
         <w:rPr>
           <w:lang w:val="pt_PT" w:bidi="pt_PT"/>
@@ -49818,18 +49152,12 @@
         </w:rPr>
         <w:t xml:space="preserve"> em </w:t>
       </w:r>
-      <w:hyperlink r:id="rId65">
-        <w:r>
-          <w:rPr>
-            <w:lang w:val="pt_PT" w:bidi="pt_PT"/>
-          </w:rPr>
-          <w:rPr>
-            <w:color w:val="0000EE"/>
-            <w:u w:val="single"/>
-          </w:rPr>
-          <w:t>5.14</w:t>
-        </w:r>
-      </w:hyperlink>
+      <w:r>
+        <w:rPr>
+          <w:lang w:val="pt_PT" w:bidi="pt_PT"/>
+        </w:rPr>
+        <w:t>5.14</w:t>
+      </w:r>
       <w:r>
         <w:rPr>
           <w:lang w:val="pt_PT" w:bidi="pt_PT"/>
@@ -51192,18 +50520,12 @@
         </w:rPr>
         <w:t xml:space="preserve">Veja como você traduziu a frase semelhante "você é linda" em </w:t>
       </w:r>
-      <w:hyperlink r:id="rId61">
-        <w:r>
-          <w:rPr>
-            <w:lang w:val="pt_PT" w:bidi="pt_PT"/>
-          </w:rPr>
-          <w:rPr>
-            <w:color w:val="0000EE"/>
-            <w:u w:val="single"/>
-          </w:rPr>
-          <w:t>6.4</w:t>
-        </w:r>
-      </w:hyperlink>
+      <w:r>
+        <w:rPr>
+          <w:lang w:val="pt_PT" w:bidi="pt_PT"/>
+        </w:rPr>
+        <w:t>6.4</w:t>
+      </w:r>
       <w:r>
         <w:rPr>
           <w:lang w:val="pt_PT" w:bidi="pt_PT"/>
@@ -54060,18 +53382,12 @@
         </w:rPr>
         <w:t xml:space="preserve">Veja como você traduziu a frase idêntica em </w:t>
       </w:r>
-      <w:hyperlink r:id="rId66">
-        <w:r>
-          <w:rPr>
-            <w:lang w:val="pt_PT" w:bidi="pt_PT"/>
-          </w:rPr>
-          <w:rPr>
-            <w:color w:val="0000EE"/>
-            <w:u w:val="single"/>
-          </w:rPr>
-          <w:t>6.3</w:t>
-        </w:r>
-      </w:hyperlink>
+      <w:r>
+        <w:rPr>
+          <w:lang w:val="pt_PT" w:bidi="pt_PT"/>
+        </w:rPr>
+        <w:t>6.3</w:t>
+      </w:r>
       <w:r>
         <w:rPr>
           <w:lang w:val="pt_PT" w:bidi="pt_PT"/>
@@ -54451,18 +53767,12 @@
         </w:rPr>
         <w:t xml:space="preserve"> conforme modelado pela tradução da NTLH; (2) “entre os arbustos de hena” (arbustos de henna produzem flores). Se você escolher esta opção, veja como traduziu a frase “flores de campo” em </w:t>
       </w:r>
-      <w:hyperlink r:id="rId48">
-        <w:r>
-          <w:rPr>
-            <w:lang w:val="pt_PT" w:bidi="pt_PT"/>
-          </w:rPr>
-          <w:rPr>
-            <w:color w:val="0000EE"/>
-            <w:u w:val="single"/>
-          </w:rPr>
-          <w:t>1.14</w:t>
-        </w:r>
-      </w:hyperlink>
+      <w:r>
+        <w:rPr>
+          <w:lang w:val="pt_PT" w:bidi="pt_PT"/>
+        </w:rPr>
+        <w:t>1.14</w:t>
+      </w:r>
       <w:r>
         <w:rPr>
           <w:lang w:val="pt_PT" w:bidi="pt_PT"/>
@@ -54739,18 +54049,12 @@
         </w:rPr>
         <w:t xml:space="preserve">Veja como você traduziu a frase semelhante "as parreiras estavam brotando" em </w:t>
       </w:r>
-      <w:hyperlink r:id="rId67">
-        <w:r>
-          <w:rPr>
-            <w:lang w:val="pt_PT" w:bidi="pt_PT"/>
-          </w:rPr>
-          <w:rPr>
-            <w:color w:val="0000EE"/>
-            <w:u w:val="single"/>
-          </w:rPr>
-          <w:t>6.11</w:t>
-        </w:r>
-      </w:hyperlink>
+      <w:r>
+        <w:rPr>
+          <w:lang w:val="pt_PT" w:bidi="pt_PT"/>
+        </w:rPr>
+        <w:t>6.11</w:t>
+      </w:r>
       <w:r>
         <w:rPr>
           <w:lang w:val="pt_PT" w:bidi="pt_PT"/>
@@ -54834,18 +54138,12 @@
         </w:rPr>
         <w:t xml:space="preserve">Veja como você traduziu a frase semelhante “se as romãzeiras estavam em flor” em </w:t>
       </w:r>
-      <w:hyperlink r:id="rId67">
-        <w:r>
-          <w:rPr>
-            <w:lang w:val="pt_PT" w:bidi="pt_PT"/>
-          </w:rPr>
-          <w:rPr>
-            <w:color w:val="0000EE"/>
-            <w:u w:val="single"/>
-          </w:rPr>
-          <w:t>6.11</w:t>
-        </w:r>
-      </w:hyperlink>
+      <w:r>
+        <w:rPr>
+          <w:lang w:val="pt_PT" w:bidi="pt_PT"/>
+        </w:rPr>
+        <w:t>6.11</w:t>
+      </w:r>
       <w:r>
         <w:rPr>
           <w:lang w:val="pt_PT" w:bidi="pt_PT"/>
@@ -55508,18 +54806,12 @@
         </w:rPr>
         <w:t xml:space="preserve">O significado de </w:t>
       </w:r>
-      <w:hyperlink r:id="rId68">
-        <w:r>
-          <w:rPr>
-            <w:lang w:val="pt_PT" w:bidi="pt_PT"/>
-          </w:rPr>
-          <w:rPr>
-            <w:color w:val="0000EE"/>
-            <w:u w:val="single"/>
-          </w:rPr>
-          <w:t>8.12</w:t>
-        </w:r>
-      </w:hyperlink>
+      <w:r>
+        <w:rPr>
+          <w:lang w:val="pt_PT" w:bidi="pt_PT"/>
+        </w:rPr>
+        <w:t>8.12</w:t>
+      </w:r>
     </w:p>
     <w:p>
       <w:pPr/>
@@ -55534,54 +54826,36 @@
         </w:rPr>
         <w:t xml:space="preserve">Os três possíveis significados de </w:t>
       </w:r>
-      <w:hyperlink r:id="rId68">
-        <w:r>
-          <w:rPr>
-            <w:lang w:val="pt_PT" w:bidi="pt_PT"/>
-          </w:rPr>
-          <w:rPr>
-            <w:color w:val="0000EE"/>
-            <w:u w:val="single"/>
-          </w:rPr>
-          <w:t>8.12</w:t>
-        </w:r>
-      </w:hyperlink>
+      <w:r>
+        <w:rPr>
+          <w:lang w:val="pt_PT" w:bidi="pt_PT"/>
+        </w:rPr>
+        <w:t>8.12</w:t>
+      </w:r>
       <w:r>
         <w:rPr>
           <w:lang w:val="pt_PT" w:bidi="pt_PT"/>
         </w:rPr>
         <w:t xml:space="preserve"> são: (1) que a mulher está falando de si mesma como um vinhedo, dizendo que seu vinhedo é só dela, e se comparando ao vinhedo de Salomão (discutido em </w:t>
       </w:r>
-      <w:hyperlink r:id="rId69">
-        <w:r>
-          <w:rPr>
-            <w:lang w:val="pt_PT" w:bidi="pt_PT"/>
-          </w:rPr>
-          <w:rPr>
-            <w:color w:val="0000EE"/>
-            <w:u w:val="single"/>
-          </w:rPr>
-          <w:t>8.11</w:t>
-        </w:r>
-      </w:hyperlink>
+      <w:r>
+        <w:rPr>
+          <w:lang w:val="pt_PT" w:bidi="pt_PT"/>
+        </w:rPr>
+        <w:t>8.11</w:t>
+      </w:r>
       <w:r>
         <w:rPr>
           <w:lang w:val="pt_PT" w:bidi="pt_PT"/>
         </w:rPr>
         <w:t xml:space="preserve">), afirmando que Salomão pode ficar com os lucros de seu vinhedo e seus guardiões podem ficar com sua parte dos lucros daquele vinhedo. Esta é a interpretação da tradução literal; (2) que a mulher está falando de si mesma como um vinhedo, dizendo que seu vinhedo é só dela, mas que o homem que ela ama e chama de Salomão pode ter livremente o vinhedo (ela) porque ela escolhe se entregar livremente a ele; (3) que o homem está falando da mulher que ama como um vinhedo, dizendo que seu vinhedo (a mulher que ama) é só dele, e se comparando ao vinhedo de Salomão (discutido em </w:t>
       </w:r>
-      <w:hyperlink r:id="rId69">
-        <w:r>
-          <w:rPr>
-            <w:lang w:val="pt_PT" w:bidi="pt_PT"/>
-          </w:rPr>
-          <w:rPr>
-            <w:color w:val="0000EE"/>
-            <w:u w:val="single"/>
-          </w:rPr>
-          <w:t>8.11</w:t>
-        </w:r>
-      </w:hyperlink>
+      <w:r>
+        <w:rPr>
+          <w:lang w:val="pt_PT" w:bidi="pt_PT"/>
+        </w:rPr>
+        <w:t>8.11</w:t>
+      </w:r>
       <w:r>
         <w:rPr>
           <w:lang w:val="pt_PT" w:bidi="pt_PT"/>
@@ -56485,18 +55759,12 @@
         </w:rPr>
         <w:t xml:space="preserve">em </w:t>
       </w:r>
-      <w:hyperlink r:id="rId30">
-        <w:r>
-          <w:rPr>
-            <w:lang w:val="pt_PT" w:bidi="pt_PT"/>
-          </w:rPr>
-          <w:rPr>
-            <w:color w:val="0000EE"/>
-            <w:u w:val="single"/>
-          </w:rPr>
-          <w:t>3.4</w:t>
-        </w:r>
-      </w:hyperlink>
+      <w:r>
+        <w:rPr>
+          <w:lang w:val="pt_PT" w:bidi="pt_PT"/>
+        </w:rPr>
+        <w:t>3.4</w:t>
+      </w:r>
       <w:r>
         <w:rPr>
           <w:lang w:val="pt_PT" w:bidi="pt_PT"/>
@@ -56842,18 +56110,12 @@
         </w:rPr>
         <w:t xml:space="preserve">em </w:t>
       </w:r>
-      <w:hyperlink r:id="rId70">
-        <w:r>
-          <w:rPr>
-            <w:lang w:val="pt_PT" w:bidi="pt_PT"/>
-          </w:rPr>
-          <w:rPr>
-            <w:color w:val="0000EE"/>
-            <w:u w:val="single"/>
-          </w:rPr>
-          <w:t>7.2</w:t>
-        </w:r>
-      </w:hyperlink>
+      <w:r>
+        <w:rPr>
+          <w:lang w:val="pt_PT" w:bidi="pt_PT"/>
+        </w:rPr>
+        <w:t>7.2</w:t>
+      </w:r>
       <w:r>
         <w:rPr>
           <w:lang w:val="pt_PT" w:bidi="pt_PT"/>
@@ -57218,36 +56480,24 @@
         </w:rPr>
         <w:t xml:space="preserve">Este versículo é idêntico a </w:t>
       </w:r>
-      <w:hyperlink r:id="rId71">
-        <w:r>
-          <w:rPr>
-            <w:lang w:val="pt_PT" w:bidi="pt_PT"/>
-          </w:rPr>
-          <w:rPr>
-            <w:color w:val="0000EE"/>
-            <w:u w:val="single"/>
-          </w:rPr>
-          <w:t>2.6</w:t>
-        </w:r>
-      </w:hyperlink>
+      <w:r>
+        <w:rPr>
+          <w:lang w:val="pt_PT" w:bidi="pt_PT"/>
+        </w:rPr>
+        <w:t>2.6</w:t>
+      </w:r>
       <w:r>
         <w:rPr>
           <w:lang w:val="pt_PT" w:bidi="pt_PT"/>
         </w:rPr>
         <w:t xml:space="preserve">. Traduza este versículo exatamente como você traduziu </w:t>
       </w:r>
-      <w:hyperlink r:id="rId71">
-        <w:r>
-          <w:rPr>
-            <w:lang w:val="pt_PT" w:bidi="pt_PT"/>
-          </w:rPr>
-          <w:rPr>
-            <w:color w:val="0000EE"/>
-            <w:u w:val="single"/>
-          </w:rPr>
-          <w:t>2.6</w:t>
-        </w:r>
-      </w:hyperlink>
+      <w:r>
+        <w:rPr>
+          <w:lang w:val="pt_PT" w:bidi="pt_PT"/>
+        </w:rPr>
+        <w:t>2.6</w:t>
+      </w:r>
       <w:r>
         <w:rPr>
           <w:lang w:val="pt_PT" w:bidi="pt_PT"/>
@@ -57351,36 +56601,24 @@
         </w:rPr>
         <w:t xml:space="preserve">Além de excluir a frase “pelas gazelas ou pelas corças selvagens”, este versículo é quase idêntico a </w:t>
       </w:r>
-      <w:hyperlink r:id="rId26">
-        <w:r>
-          <w:rPr>
-            <w:lang w:val="pt_PT" w:bidi="pt_PT"/>
-          </w:rPr>
-          <w:rPr>
-            <w:color w:val="0000EE"/>
-            <w:u w:val="single"/>
-          </w:rPr>
-          <w:t>2.7</w:t>
-        </w:r>
-      </w:hyperlink>
+      <w:r>
+        <w:rPr>
+          <w:lang w:val="pt_PT" w:bidi="pt_PT"/>
+        </w:rPr>
+        <w:t>2.7</w:t>
+      </w:r>
       <w:r>
         <w:rPr>
           <w:lang w:val="pt_PT" w:bidi="pt_PT"/>
         </w:rPr>
         <w:t xml:space="preserve">. Você deve traduzir este versículo de maneira semelhante à tradução de </w:t>
       </w:r>
-      <w:hyperlink r:id="rId26">
-        <w:r>
-          <w:rPr>
-            <w:lang w:val="pt_PT" w:bidi="pt_PT"/>
-          </w:rPr>
-          <w:rPr>
-            <w:color w:val="0000EE"/>
-            <w:u w:val="single"/>
-          </w:rPr>
-          <w:t>2.7</w:t>
-        </w:r>
-      </w:hyperlink>
+      <w:r>
+        <w:rPr>
+          <w:lang w:val="pt_PT" w:bidi="pt_PT"/>
+        </w:rPr>
+        <w:t>2.7</w:t>
+      </w:r>
       <w:r>
         <w:rPr>
           <w:lang w:val="pt_PT" w:bidi="pt_PT"/>
@@ -57950,18 +57188,12 @@
         </w:rPr>
         <w:t xml:space="preserve"> em </w:t>
       </w:r>
-      <w:hyperlink r:id="rId24">
-        <w:r>
-          <w:rPr>
-            <w:lang w:val="pt_PT" w:bidi="pt_PT"/>
-          </w:rPr>
-          <w:rPr>
-            <w:color w:val="0000EE"/>
-            <w:u w:val="single"/>
-          </w:rPr>
-          <w:t>2.3</w:t>
-        </w:r>
-      </w:hyperlink>
+      <w:r>
+        <w:rPr>
+          <w:lang w:val="pt_PT" w:bidi="pt_PT"/>
+        </w:rPr>
+        <w:t>2.3</w:t>
+      </w:r>
       <w:r>
         <w:rPr>
           <w:lang w:val="pt_PT" w:bidi="pt_PT"/>
@@ -62853,18 +62085,12 @@
         </w:rPr>
         <w:t xml:space="preserve"> é uma metáfora (veja a seção em </w:t>
       </w:r>
-      <w:hyperlink r:id="rId68">
-        <w:r>
-          <w:rPr>
-            <w:lang w:val="pt_PT" w:bidi="pt_PT"/>
-          </w:rPr>
-          <w:rPr>
-            <w:color w:val="0000EE"/>
-            <w:u w:val="single"/>
-          </w:rPr>
-          <w:t>8.12</w:t>
-        </w:r>
-      </w:hyperlink>
+      <w:r>
+        <w:rPr>
+          <w:lang w:val="pt_PT" w:bidi="pt_PT"/>
+        </w:rPr>
+        <w:t>8.12</w:t>
+      </w:r>
       <w:r>
         <w:rPr>
           <w:lang w:val="pt_PT" w:bidi="pt_PT"/>
@@ -62897,18 +62123,12 @@
         </w:rPr>
         <w:t xml:space="preserve">, como fez em </w:t>
       </w:r>
-      <w:hyperlink r:id="rId72">
-        <w:r>
-          <w:rPr>
-            <w:lang w:val="pt_PT" w:bidi="pt_PT"/>
-          </w:rPr>
-          <w:rPr>
-            <w:color w:val="0000EE"/>
-            <w:u w:val="single"/>
-          </w:rPr>
-          <w:t>1.6</w:t>
-        </w:r>
-      </w:hyperlink>
+      <w:r>
+        <w:rPr>
+          <w:lang w:val="pt_PT" w:bidi="pt_PT"/>
+        </w:rPr>
+        <w:t>1.6</w:t>
+      </w:r>
       <w:r>
         <w:rPr>
           <w:lang w:val="pt_PT" w:bidi="pt_PT"/>
@@ -63364,18 +62584,12 @@
         </w:rPr>
         <w:t xml:space="preserve"> (mesmo que ele não fosse Salomão) como um termo carinhoso, semelhante a como ela chamou o homem que amava de “O rei” em </w:t>
       </w:r>
-      <w:hyperlink r:id="rId17">
-        <w:r>
-          <w:rPr>
-            <w:lang w:val="pt_PT" w:bidi="pt_PT"/>
-          </w:rPr>
-          <w:rPr>
-            <w:color w:val="0000EE"/>
-            <w:u w:val="single"/>
-          </w:rPr>
-          <w:t>1.4</w:t>
-        </w:r>
-      </w:hyperlink>
+      <w:r>
+        <w:rPr>
+          <w:lang w:val="pt_PT" w:bidi="pt_PT"/>
+        </w:rPr>
+        <w:t>1.4</w:t>
+      </w:r>
       <w:r>
         <w:rPr>
           <w:lang w:val="pt_PT" w:bidi="pt_PT"/>
@@ -63589,18 +62803,12 @@
         </w:rPr>
         <w:t xml:space="preserve"> é masculino na forma no idioma original e muito provavelmente se refere aos amigos do homem que eram pastores e foram mencionados em </w:t>
       </w:r>
-      <w:hyperlink r:id="rId32">
-        <w:r>
-          <w:rPr>
-            <w:lang w:val="pt_PT" w:bidi="pt_PT"/>
-          </w:rPr>
-          <w:rPr>
-            <w:color w:val="0000EE"/>
-            <w:u w:val="single"/>
-          </w:rPr>
-          <w:t>1.7</w:t>
-        </w:r>
-      </w:hyperlink>
+      <w:r>
+        <w:rPr>
+          <w:lang w:val="pt_PT" w:bidi="pt_PT"/>
+        </w:rPr>
+        <w:t>1.7</w:t>
+      </w:r>
       <w:r>
         <w:rPr>
           <w:lang w:val="pt_PT" w:bidi="pt_PT"/>
@@ -63620,18 +62828,12 @@
         </w:rPr>
         <w:t xml:space="preserve"> em </w:t>
       </w:r>
-      <w:hyperlink r:id="rId32">
-        <w:r>
-          <w:rPr>
-            <w:lang w:val="pt_PT" w:bidi="pt_PT"/>
-          </w:rPr>
-          <w:rPr>
-            <w:color w:val="0000EE"/>
-            <w:u w:val="single"/>
-          </w:rPr>
-          <w:t>1.7</w:t>
-        </w:r>
-      </w:hyperlink>
+      <w:r>
+        <w:rPr>
+          <w:lang w:val="pt_PT" w:bidi="pt_PT"/>
+        </w:rPr>
+        <w:t>1.7</w:t>
+      </w:r>
       <w:r>
         <w:rPr>
           <w:lang w:val="pt_PT" w:bidi="pt_PT"/>
@@ -64046,18 +63248,12 @@
         </w:rPr>
         <w:t xml:space="preserve">Veja como você traduziu a expressão semelhante "O meu amado é como uma gazela; é como um filhote de corço" em </w:t>
       </w:r>
-      <w:hyperlink r:id="rId28">
-        <w:r>
-          <w:rPr>
-            <w:lang w:val="pt_PT" w:bidi="pt_PT"/>
-          </w:rPr>
-          <w:rPr>
-            <w:color w:val="0000EE"/>
-            <w:u w:val="single"/>
-          </w:rPr>
-          <w:t>2.9</w:t>
-        </w:r>
-      </w:hyperlink>
+      <w:r>
+        <w:rPr>
+          <w:lang w:val="pt_PT" w:bidi="pt_PT"/>
+        </w:rPr>
+        <w:t>2.9</w:t>
+      </w:r>
       <w:r>
         <w:rPr>
           <w:lang w:val="pt_PT" w:bidi="pt_PT"/>
